--- a/svoyo-delo/대본/1부/02화_Babushka.docx
+++ b/svoyo-delo/대본/1부/02화_Babushka.docx
@@ -65,7 +65,7 @@
         <w:t xml:space="preserve"> </w:t>
       </w:r>
       <w:r>
-        <w:t xml:space="preserve">- 규칙: 지문 없음. 전 화 100% 「화자명: 대사」. 1턴 15단어 이내 + 긴 턴 10~15회(25~35단어). 문법 초점: 동사 상(мерить/померить, говорить/сказать, решать/решить), 가정(если бы мне было пятьдесят, позволил бы?), 비교(лучше…, чем…).</w:t>
+        <w:t xml:space="preserve">- 규칙: 지문 없음. 전 화 100% 「화자명: 대사」. 1턴 20단어 이내 + 긴 턴 10~15회(30~50단어). 문법 초점: 동사 상(мерить/померить, говорить/сказать, решать/решить), 가정(если бы мне было пятьдесят, позволил бы?), 비교(лучше…, чем…).</w:t>
       </w:r>
       <w:r>
         <w:t xml:space="preserve"> </w:t>
@@ -203,103 +203,103 @@
         <w:pStyle w:val="FirstParagraph"/>
       </w:pPr>
       <w:r>
-        <w:t xml:space="preserve">ZINA: Вера Павловна! Ваш внук приехал! Московский, в пальто!</w:t>
-      </w:r>
-    </w:p>
-    <w:p>
-      <w:pPr>
-        <w:pStyle w:val="BodyText"/>
-      </w:pPr>
-      <w:r>
-        <w:t xml:space="preserve">VERA: Вижу, Зина, вижу. Я ещё не слепая. Алёша, иди сюда.</w:t>
-      </w:r>
-    </w:p>
-    <w:p>
-      <w:pPr>
-        <w:pStyle w:val="BodyText"/>
-      </w:pPr>
-      <w:r>
-        <w:t xml:space="preserve">ALEKSEY: Здравствуй, бабуль. Здравствуйте, тётя Зина.</w:t>
-      </w:r>
-    </w:p>
-    <w:p>
-      <w:pPr>
-        <w:pStyle w:val="BodyText"/>
-      </w:pPr>
-      <w:r>
-        <w:t xml:space="preserve">ZINA: Ой, какой стал! Худой. В Москве вас там не кормят?</w:t>
-      </w:r>
-    </w:p>
-    <w:p>
-      <w:pPr>
-        <w:pStyle w:val="BodyText"/>
-      </w:pPr>
-      <w:r>
-        <w:t xml:space="preserve">ALEKSEY: Кормят. Только некогда есть.</w:t>
-      </w:r>
-    </w:p>
-    <w:p>
-      <w:pPr>
-        <w:pStyle w:val="BodyText"/>
-      </w:pPr>
-      <w:r>
-        <w:t xml:space="preserve">VERA: Вот поэтому и худой. Пирог с капустой ждёт. И с яблоками тоже.</w:t>
-      </w:r>
-    </w:p>
-    <w:p>
-      <w:pPr>
-        <w:pStyle w:val="BodyText"/>
-      </w:pPr>
-      <w:r>
-        <w:t xml:space="preserve">ZINA: Алёша, а правда, что ты с работы ушёл? Вся деревня говорит.</w:t>
-      </w:r>
-    </w:p>
-    <w:p>
-      <w:pPr>
-        <w:pStyle w:val="BodyText"/>
-      </w:pPr>
-      <w:r>
-        <w:t xml:space="preserve">ALEKSEY: Бабуль! Я же просил никому не говорить.</w:t>
-      </w:r>
-    </w:p>
-    <w:p>
-      <w:pPr>
-        <w:pStyle w:val="BodyText"/>
-      </w:pPr>
-      <w:r>
-        <w:t xml:space="preserve">VERA: Я никому и не говорила. Только Зине. А Зина — это не «никому», Зина — это радио.</w:t>
-      </w:r>
-    </w:p>
-    <w:p>
-      <w:pPr>
-        <w:pStyle w:val="BodyText"/>
-      </w:pPr>
-      <w:r>
-        <w:t xml:space="preserve">ZINA: Я только Нюре сказала. И почтальону. Он сам спросил.</w:t>
-      </w:r>
-    </w:p>
-    <w:p>
-      <w:pPr>
-        <w:pStyle w:val="BodyText"/>
-      </w:pPr>
-      <w:r>
-        <w:t xml:space="preserve">ALEKSEY: Хорошо, что отцу никто не сказал.</w:t>
-      </w:r>
-    </w:p>
-    <w:p>
-      <w:pPr>
-        <w:pStyle w:val="BodyText"/>
-      </w:pPr>
-      <w:r>
-        <w:t xml:space="preserve">ZINA: Отцу? Нет. Отец в Туле, а почтальон в Тулу только по вторникам ездит.</w:t>
-      </w:r>
-    </w:p>
-    <w:p>
-      <w:pPr>
-        <w:pStyle w:val="BodyText"/>
-      </w:pPr>
-      <w:r>
-        <w:t xml:space="preserve">VERA: Значит, до вторника у тебя есть время. Заходи, чай остынет.</w:t>
+        <w:t xml:space="preserve">ZINA: Вера Павловна! Ваш внук приехал! Московский, в пальто, прямо как начальник какой-то!</w:t>
+      </w:r>
+    </w:p>
+    <w:p>
+      <w:pPr>
+        <w:pStyle w:val="BodyText"/>
+      </w:pPr>
+      <w:r>
+        <w:t xml:space="preserve">VERA: Вижу, Зина, вижу, я ещё не слепая. Алёша, иди сюда, дай на тебя посмотреть.</w:t>
+      </w:r>
+    </w:p>
+    <w:p>
+      <w:pPr>
+        <w:pStyle w:val="BodyText"/>
+      </w:pPr>
+      <w:r>
+        <w:t xml:space="preserve">ALEKSEY: Здравствуй, бабуль. Здравствуйте, тётя Зина, рад вас видеть.</w:t>
+      </w:r>
+    </w:p>
+    <w:p>
+      <w:pPr>
+        <w:pStyle w:val="BodyText"/>
+      </w:pPr>
+      <w:r>
+        <w:t xml:space="preserve">ZINA: Ой, какой стал! Только худой очень. Вас там в Москве что, совсем не кормят?</w:t>
+      </w:r>
+    </w:p>
+    <w:p>
+      <w:pPr>
+        <w:pStyle w:val="BodyText"/>
+      </w:pPr>
+      <w:r>
+        <w:t xml:space="preserve">ALEKSEY: Кормят, конечно. Только есть всё время некогда, потому что работы много.</w:t>
+      </w:r>
+    </w:p>
+    <w:p>
+      <w:pPr>
+        <w:pStyle w:val="BodyText"/>
+      </w:pPr>
+      <w:r>
+        <w:t xml:space="preserve">VERA: Вот поэтому и худой. Ничего, пирог с капустой уже ждёт, и с яблоками тоже есть.</w:t>
+      </w:r>
+    </w:p>
+    <w:p>
+      <w:pPr>
+        <w:pStyle w:val="BodyText"/>
+      </w:pPr>
+      <w:r>
+        <w:t xml:space="preserve">ZINA: Алёша, а правда, что ты с работы ушёл? Вся деревня об этом говорит.</w:t>
+      </w:r>
+    </w:p>
+    <w:p>
+      <w:pPr>
+        <w:pStyle w:val="BodyText"/>
+      </w:pPr>
+      <w:r>
+        <w:t xml:space="preserve">ALEKSEY: Бабуль! Я же просил тебя никому не говорить, пока я сам не решу.</w:t>
+      </w:r>
+    </w:p>
+    <w:p>
+      <w:pPr>
+        <w:pStyle w:val="BodyText"/>
+      </w:pPr>
+      <w:r>
+        <w:t xml:space="preserve">VERA: Я никому и не говорила, только Зине. А Зина — это не «никому», Зина — это радио.</w:t>
+      </w:r>
+    </w:p>
+    <w:p>
+      <w:pPr>
+        <w:pStyle w:val="BodyText"/>
+      </w:pPr>
+      <w:r>
+        <w:t xml:space="preserve">ZINA: Я только Нюре сказала. Ну и почтальону, но он сам спросил, я не виновата.</w:t>
+      </w:r>
+    </w:p>
+    <w:p>
+      <w:pPr>
+        <w:pStyle w:val="BodyText"/>
+      </w:pPr>
+      <w:r>
+        <w:t xml:space="preserve">ALEKSEY: Хорошо хотя бы, что отцу никто ничего не сказал.</w:t>
+      </w:r>
+    </w:p>
+    <w:p>
+      <w:pPr>
+        <w:pStyle w:val="BodyText"/>
+      </w:pPr>
+      <w:r>
+        <w:t xml:space="preserve">ZINA: Отцу? Нет, что ты. Отец в Туле, а почтальон в Тулу ездит только по вторникам.</w:t>
+      </w:r>
+    </w:p>
+    <w:p>
+      <w:pPr>
+        <w:pStyle w:val="BodyText"/>
+      </w:pPr>
+      <w:r>
+        <w:t xml:space="preserve">VERA: Значит, до вторника у тебя ещё есть время. Заходи в дом, а то чай остынет.</w:t>
       </w:r>
     </w:p>
     <w:p>
@@ -315,7 +315,7 @@
         <w:pStyle w:val="BodyText"/>
       </w:pPr>
       <w:r>
-        <w:t xml:space="preserve">VERA: Померяю. Сорок лет меряю, и после пенсии буду. Приходи в три.</w:t>
+        <w:t xml:space="preserve">VERA: Померяю, конечно. Я сорок лет меряю и после пенсии буду мерить. Приходи в три.</w:t>
       </w:r>
     </w:p>
     <w:bookmarkEnd w:id="21"/>
@@ -333,279 +333,279 @@
         <w:pStyle w:val="FirstParagraph"/>
       </w:pPr>
       <w:r>
-        <w:t xml:space="preserve">ALEKSEY: Бабуль, ты до сих пор всей деревне давление меряешь?</w:t>
-      </w:r>
-    </w:p>
-    <w:p>
-      <w:pPr>
-        <w:pStyle w:val="BodyText"/>
-      </w:pPr>
-      <w:r>
-        <w:t xml:space="preserve">VERA: А кто ещё? Медпункт закрыли. До больницы в Туле сорок километров.</w:t>
-      </w:r>
-    </w:p>
-    <w:p>
-      <w:pPr>
-        <w:pStyle w:val="BodyText"/>
-      </w:pPr>
-      <w:r>
-        <w:t xml:space="preserve">ALEKSEY: Сколько лет ты работала фельдшером?</w:t>
-      </w:r>
-    </w:p>
-    <w:p>
-      <w:pPr>
-        <w:pStyle w:val="BodyText"/>
-      </w:pPr>
-      <w:r>
-        <w:t xml:space="preserve">VERA: Сорок лет. С шестидесятого года. Мне было двадцать, я приехала сюда после училища.</w:t>
-      </w:r>
-    </w:p>
-    <w:p>
-      <w:pPr>
-        <w:pStyle w:val="BodyText"/>
-      </w:pPr>
-      <w:r>
-        <w:t xml:space="preserve">ALEKSEY: Одна? На всю деревню?</w:t>
-      </w:r>
-    </w:p>
-    <w:p>
-      <w:pPr>
-        <w:pStyle w:val="BodyText"/>
-      </w:pPr>
-      <w:r>
-        <w:t xml:space="preserve">VERA: На четыре деревни. Пешком, на велосипеде, зимой на лошади. Машины не было.</w:t>
-      </w:r>
-    </w:p>
-    <w:p>
-      <w:pPr>
-        <w:pStyle w:val="BodyText"/>
-      </w:pPr>
-      <w:r>
-        <w:t xml:space="preserve">ALEKSEY: А если ночью кто-то болел?</w:t>
-      </w:r>
-    </w:p>
-    <w:p>
-      <w:pPr>
-        <w:pStyle w:val="BodyText"/>
-      </w:pPr>
-      <w:r>
-        <w:t xml:space="preserve">VERA: Стучали в окно. Я вставала и шла. Роды, переломы, температура у детей.</w:t>
-      </w:r>
-    </w:p>
-    <w:p>
-      <w:pPr>
-        <w:pStyle w:val="BodyText"/>
-      </w:pPr>
-      <w:r>
-        <w:t xml:space="preserve">ALEKSEY: И ты никогда не боялась?</w:t>
-      </w:r>
-    </w:p>
-    <w:p>
-      <w:pPr>
-        <w:pStyle w:val="BodyText"/>
-      </w:pPr>
-      <w:r>
-        <w:t xml:space="preserve">VERA: Каждый раз боялась. Кто не боится, тот плохой фельдшер.</w:t>
-      </w:r>
-    </w:p>
-    <w:p>
-      <w:pPr>
-        <w:pStyle w:val="BodyText"/>
-      </w:pPr>
-      <w:r>
-        <w:t xml:space="preserve">ALEKSEY: Почему плохой? Смелость же хорошо.</w:t>
-      </w:r>
-    </w:p>
-    <w:p>
-      <w:pPr>
-        <w:pStyle w:val="BodyText"/>
-      </w:pPr>
-      <w:r>
-        <w:t xml:space="preserve">VERA: Смелость хорошо для солдата. Для фельдшера хорошо знать, чего ты не знаешь. И вовремя сказать: «Это не моё, везём в Тулу». Плохой фельдшер всё лечит сам. Хороший знает свою границу.</w:t>
-      </w:r>
-    </w:p>
-    <w:p>
-      <w:pPr>
-        <w:pStyle w:val="BodyText"/>
-      </w:pPr>
-      <w:r>
-        <w:t xml:space="preserve">ALEKSEY: Ты по телефону сказала, что каждое утро говорила себе одну фразу.</w:t>
-      </w:r>
-    </w:p>
-    <w:p>
-      <w:pPr>
-        <w:pStyle w:val="BodyText"/>
-      </w:pPr>
-      <w:r>
-        <w:t xml:space="preserve">VERA: Говорила. Сорок лет. Перед тем как открыть дверь медпункта.</w:t>
-      </w:r>
-    </w:p>
-    <w:p>
-      <w:pPr>
-        <w:pStyle w:val="BodyText"/>
-      </w:pPr>
-      <w:r>
-        <w:t xml:space="preserve">ALEKSEY: Какую?</w:t>
-      </w:r>
-    </w:p>
-    <w:p>
-      <w:pPr>
-        <w:pStyle w:val="BodyText"/>
-      </w:pPr>
-      <w:r>
-        <w:t xml:space="preserve">VERA: «Не навреди». Два слова. Это ещё древние врачи придумали. Сначала не навреди, а потом уже лечи.</w:t>
-      </w:r>
-    </w:p>
-    <w:p>
-      <w:pPr>
-        <w:pStyle w:val="BodyText"/>
-      </w:pPr>
-      <w:r>
-        <w:t xml:space="preserve">ALEKSEY: Звучит просто.</w:t>
-      </w:r>
-    </w:p>
-    <w:p>
-      <w:pPr>
-        <w:pStyle w:val="BodyText"/>
-      </w:pPr>
-      <w:r>
-        <w:t xml:space="preserve">VERA: Просто звучит. Делать трудно. Каждый день хочется помочь быстрее, чем можно.</w:t>
-      </w:r>
-    </w:p>
-    <w:p>
-      <w:pPr>
-        <w:pStyle w:val="BodyText"/>
-      </w:pPr>
-      <w:r>
-        <w:t xml:space="preserve">ALEKSEY: А ты когда-нибудь навредила?</w:t>
-      </w:r>
-    </w:p>
-    <w:p>
-      <w:pPr>
-        <w:pStyle w:val="BodyText"/>
-      </w:pPr>
-      <w:r>
-        <w:t xml:space="preserve">VERA: Один раз. В семьдесят втором году. Я до сих пор помню его имя.</w:t>
-      </w:r>
-    </w:p>
-    <w:p>
-      <w:pPr>
-        <w:pStyle w:val="BodyText"/>
-      </w:pPr>
-      <w:r>
-        <w:t xml:space="preserve">ALEKSEY: Расскажешь?</w:t>
-      </w:r>
-    </w:p>
-    <w:p>
-      <w:pPr>
-        <w:pStyle w:val="BodyText"/>
-      </w:pPr>
-      <w:r>
-        <w:t xml:space="preserve">VERA: Мальчик, Петя Ершов, восемь лет. Болел живот. Я решила, что он съел зелёные яблоки, и дала таблетку. А это был аппендицит. Утром его повезли в Тулу. Успели, слава богу, но едва.</w:t>
-      </w:r>
-    </w:p>
-    <w:p>
-      <w:pPr>
-        <w:pStyle w:val="BodyText"/>
-      </w:pPr>
-      <w:r>
-        <w:t xml:space="preserve">ALEKSEY: Но он выжил.</w:t>
-      </w:r>
-    </w:p>
-    <w:p>
-      <w:pPr>
-        <w:pStyle w:val="BodyText"/>
-      </w:pPr>
-      <w:r>
-        <w:t xml:space="preserve">VERA: Выжил. Сейчас он дедушка, внуков возит на «Ниве». Но я ошиблась, потому что торопилась.</w:t>
-      </w:r>
-    </w:p>
-    <w:p>
-      <w:pPr>
-        <w:pStyle w:val="BodyText"/>
-      </w:pPr>
-      <w:r>
-        <w:t xml:space="preserve">ALEKSEY: И что ты сделала после этого?</w:t>
-      </w:r>
-    </w:p>
-    <w:p>
-      <w:pPr>
-        <w:pStyle w:val="BodyText"/>
-      </w:pPr>
-      <w:r>
-        <w:t xml:space="preserve">VERA: Написала на картонке «Не навреди» и повесила над дверью. Чтобы каждое утро видеть.</w:t>
-      </w:r>
-    </w:p>
-    <w:p>
-      <w:pPr>
-        <w:pStyle w:val="BodyText"/>
-      </w:pPr>
-      <w:r>
-        <w:t xml:space="preserve">ALEKSEY: Она ещё там висит?</w:t>
-      </w:r>
-    </w:p>
-    <w:p>
-      <w:pPr>
-        <w:pStyle w:val="BodyText"/>
-      </w:pPr>
-      <w:r>
-        <w:t xml:space="preserve">VERA: Медпункт закрыт, но ключ у меня. После обеда покажу.</w:t>
-      </w:r>
-    </w:p>
-    <w:p>
-      <w:pPr>
-        <w:pStyle w:val="BodyText"/>
-      </w:pPr>
-      <w:r>
-        <w:t xml:space="preserve">ALEKSEY: Бабуль, а почему ты мне раньше это не рассказывала?</w:t>
-      </w:r>
-    </w:p>
-    <w:p>
-      <w:pPr>
-        <w:pStyle w:val="BodyText"/>
-      </w:pPr>
-      <w:r>
-        <w:t xml:space="preserve">VERA: Ты не спрашивал. Ты рассказывал про планы, проценты и премии. Я слушала.</w:t>
-      </w:r>
-    </w:p>
-    <w:p>
-      <w:pPr>
-        <w:pStyle w:val="BodyText"/>
-      </w:pPr>
-      <w:r>
-        <w:t xml:space="preserve">ALEKSEY: Прости.</w:t>
-      </w:r>
-    </w:p>
-    <w:p>
-      <w:pPr>
-        <w:pStyle w:val="BodyText"/>
-      </w:pPr>
-      <w:r>
-        <w:t xml:space="preserve">VERA: Не за что. Внуки должны рассказывать, бабушки — слушать. А сегодня ты приехал спрашивать. Это новое.</w:t>
-      </w:r>
-    </w:p>
-    <w:p>
-      <w:pPr>
-        <w:pStyle w:val="BodyText"/>
-      </w:pPr>
-      <w:r>
-        <w:t xml:space="preserve">ALEKSEY: Я хочу понять, можно ли продавать медицину и никому не вредить.</w:t>
-      </w:r>
-    </w:p>
-    <w:p>
-      <w:pPr>
-        <w:pStyle w:val="BodyText"/>
-      </w:pPr>
-      <w:r>
-        <w:t xml:space="preserve">VERA: Хороший вопрос. Ешь пирог. Ответ будет после медпункта.</w:t>
-      </w:r>
-    </w:p>
-    <w:p>
-      <w:pPr>
-        <w:pStyle w:val="BodyText"/>
-      </w:pPr>
-      <w:r>
-        <w:t xml:space="preserve">ALEKSEY: Тогда я ем. Молча. Как в детстве, когда ты меряла мне температуру.</w:t>
+        <w:t xml:space="preserve">ALEKSEY: Бабуль, неужели ты до сих пор всей деревне давление меряешь?</w:t>
+      </w:r>
+    </w:p>
+    <w:p>
+      <w:pPr>
+        <w:pStyle w:val="BodyText"/>
+      </w:pPr>
+      <w:r>
+        <w:t xml:space="preserve">VERA: А кто ещё будет мерить? Медпункт закрыли, а до больницы в Туле сорок километров.</w:t>
+      </w:r>
+    </w:p>
+    <w:p>
+      <w:pPr>
+        <w:pStyle w:val="BodyText"/>
+      </w:pPr>
+      <w:r>
+        <w:t xml:space="preserve">ALEKSEY: А сколько лет ты всего работала фельдшером? Я никогда точно не знал.</w:t>
+      </w:r>
+    </w:p>
+    <w:p>
+      <w:pPr>
+        <w:pStyle w:val="BodyText"/>
+      </w:pPr>
+      <w:r>
+        <w:t xml:space="preserve">VERA: Сорок лет, с шестидесятого года. Мне было двадцать, когда я приехала сюда после училища.</w:t>
+      </w:r>
+    </w:p>
+    <w:p>
+      <w:pPr>
+        <w:pStyle w:val="BodyText"/>
+      </w:pPr>
+      <w:r>
+        <w:t xml:space="preserve">ALEKSEY: Одна? И ты одна работала на всю деревню?</w:t>
+      </w:r>
+    </w:p>
+    <w:p>
+      <w:pPr>
+        <w:pStyle w:val="BodyText"/>
+      </w:pPr>
+      <w:r>
+        <w:t xml:space="preserve">VERA: На четыре деревни сразу. Ходила пешком, ездила на велосипеде, а зимой на лошади, потому что машины не было.</w:t>
+      </w:r>
+    </w:p>
+    <w:p>
+      <w:pPr>
+        <w:pStyle w:val="BodyText"/>
+      </w:pPr>
+      <w:r>
+        <w:t xml:space="preserve">ALEKSEY: А если ночью кто-то заболевал, что тогда было?</w:t>
+      </w:r>
+    </w:p>
+    <w:p>
+      <w:pPr>
+        <w:pStyle w:val="BodyText"/>
+      </w:pPr>
+      <w:r>
+        <w:t xml:space="preserve">VERA: Тогда стучали в окно, и я вставала и шла. Роды, переломы, высокая температура у детей.</w:t>
+      </w:r>
+    </w:p>
+    <w:p>
+      <w:pPr>
+        <w:pStyle w:val="BodyText"/>
+      </w:pPr>
+      <w:r>
+        <w:t xml:space="preserve">ALEKSEY: И ты никогда не боялась идти одна ночью?</w:t>
+      </w:r>
+    </w:p>
+    <w:p>
+      <w:pPr>
+        <w:pStyle w:val="BodyText"/>
+      </w:pPr>
+      <w:r>
+        <w:t xml:space="preserve">VERA: Каждый раз боялась. Кто не боится, тот плохой фельдшер, я в этом уверена.</w:t>
+      </w:r>
+    </w:p>
+    <w:p>
+      <w:pPr>
+        <w:pStyle w:val="BodyText"/>
+      </w:pPr>
+      <w:r>
+        <w:t xml:space="preserve">ALEKSEY: Почему плохой? Смелость же, по-моему, это хорошо.</w:t>
+      </w:r>
+    </w:p>
+    <w:p>
+      <w:pPr>
+        <w:pStyle w:val="BodyText"/>
+      </w:pPr>
+      <w:r>
+        <w:t xml:space="preserve">VERA: Смелость хорошо для солдата, Алёша. А для фельдшера хорошо знать, чего ты не знаешь, и вовремя сказать: «Это не моё, везём в Тулу». Плохой фельдшер всё лечит сам, а хороший знает свою границу.</w:t>
+      </w:r>
+    </w:p>
+    <w:p>
+      <w:pPr>
+        <w:pStyle w:val="BodyText"/>
+      </w:pPr>
+      <w:r>
+        <w:t xml:space="preserve">ALEKSEY: Ты по телефону сказала, что каждое утро говорила себе одну и ту же фразу.</w:t>
+      </w:r>
+    </w:p>
+    <w:p>
+      <w:pPr>
+        <w:pStyle w:val="BodyText"/>
+      </w:pPr>
+      <w:r>
+        <w:t xml:space="preserve">VERA: Говорила, сорок лет подряд. Каждый раз перед тем, как открыть дверь медпункта.</w:t>
+      </w:r>
+    </w:p>
+    <w:p>
+      <w:pPr>
+        <w:pStyle w:val="BodyText"/>
+      </w:pPr>
+      <w:r>
+        <w:t xml:space="preserve">ALEKSEY: А какую фразу? Ты тогда так и не сказала.</w:t>
+      </w:r>
+    </w:p>
+    <w:p>
+      <w:pPr>
+        <w:pStyle w:val="BodyText"/>
+      </w:pPr>
+      <w:r>
+        <w:t xml:space="preserve">VERA: «Не навреди». Всего два слова, их ещё древние врачи придумали. Сначала не навреди, а потом уже лечи.</w:t>
+      </w:r>
+    </w:p>
+    <w:p>
+      <w:pPr>
+        <w:pStyle w:val="BodyText"/>
+      </w:pPr>
+      <w:r>
+        <w:t xml:space="preserve">ALEKSEY: Звучит очень просто, даже слишком просто.</w:t>
+      </w:r>
+    </w:p>
+    <w:p>
+      <w:pPr>
+        <w:pStyle w:val="BodyText"/>
+      </w:pPr>
+      <w:r>
+        <w:t xml:space="preserve">VERA: Звучит просто, а делать трудно. Каждый день хочется помочь быстрее, чем можно.</w:t>
+      </w:r>
+    </w:p>
+    <w:p>
+      <w:pPr>
+        <w:pStyle w:val="BodyText"/>
+      </w:pPr>
+      <w:r>
+        <w:t xml:space="preserve">ALEKSEY: А ты сама когда-нибудь навредила человеку?</w:t>
+      </w:r>
+    </w:p>
+    <w:p>
+      <w:pPr>
+        <w:pStyle w:val="BodyText"/>
+      </w:pPr>
+      <w:r>
+        <w:t xml:space="preserve">VERA: Один раз, в семьдесят втором году. Я до сих пор помню его имя.</w:t>
+      </w:r>
+    </w:p>
+    <w:p>
+      <w:pPr>
+        <w:pStyle w:val="BodyText"/>
+      </w:pPr>
+      <w:r>
+        <w:t xml:space="preserve">ALEKSEY: Расскажешь мне? Если тебе не тяжело вспоминать.</w:t>
+      </w:r>
+    </w:p>
+    <w:p>
+      <w:pPr>
+        <w:pStyle w:val="BodyText"/>
+      </w:pPr>
+      <w:r>
+        <w:t xml:space="preserve">VERA: Это был мальчик, Петя Ершов, восемь лет. У него болел живот, и я решила, что он съел зелёные яблоки, поэтому дала таблетку. А это был аппендицит. Утром его повезли в Тулу, и успели, слава богу, но едва.</w:t>
+      </w:r>
+    </w:p>
+    <w:p>
+      <w:pPr>
+        <w:pStyle w:val="BodyText"/>
+      </w:pPr>
+      <w:r>
+        <w:t xml:space="preserve">ALEKSEY: Но ведь он выжил, это главное.</w:t>
+      </w:r>
+    </w:p>
+    <w:p>
+      <w:pPr>
+        <w:pStyle w:val="BodyText"/>
+      </w:pPr>
+      <w:r>
+        <w:t xml:space="preserve">VERA: Выжил. Сейчас он дедушка и внуков возит на «Ниве». Но я ошиблась, потому что торопилась.</w:t>
+      </w:r>
+    </w:p>
+    <w:p>
+      <w:pPr>
+        <w:pStyle w:val="BodyText"/>
+      </w:pPr>
+      <w:r>
+        <w:t xml:space="preserve">ALEKSEY: И что ты сделала после этого случая?</w:t>
+      </w:r>
+    </w:p>
+    <w:p>
+      <w:pPr>
+        <w:pStyle w:val="BodyText"/>
+      </w:pPr>
+      <w:r>
+        <w:t xml:space="preserve">VERA: Написала на картонке «Не навреди» и повесила над дверью, чтобы каждое утро это видеть.</w:t>
+      </w:r>
+    </w:p>
+    <w:p>
+      <w:pPr>
+        <w:pStyle w:val="BodyText"/>
+      </w:pPr>
+      <w:r>
+        <w:t xml:space="preserve">ALEKSEY: И она ещё там висит, эта картонка?</w:t>
+      </w:r>
+    </w:p>
+    <w:p>
+      <w:pPr>
+        <w:pStyle w:val="BodyText"/>
+      </w:pPr>
+      <w:r>
+        <w:t xml:space="preserve">VERA: Медпункт закрыт, но ключ до сих пор у меня. После обеда пойдём, и я тебе покажу.</w:t>
+      </w:r>
+    </w:p>
+    <w:p>
+      <w:pPr>
+        <w:pStyle w:val="BodyText"/>
+      </w:pPr>
+      <w:r>
+        <w:t xml:space="preserve">ALEKSEY: Бабуль, а почему ты мне раньше никогда это не рассказывала?</w:t>
+      </w:r>
+    </w:p>
+    <w:p>
+      <w:pPr>
+        <w:pStyle w:val="BodyText"/>
+      </w:pPr>
+      <w:r>
+        <w:t xml:space="preserve">VERA: Потому что ты не спрашивал. Ты рассказывал про планы, проценты и премии, а я слушала.</w:t>
+      </w:r>
+    </w:p>
+    <w:p>
+      <w:pPr>
+        <w:pStyle w:val="BodyText"/>
+      </w:pPr>
+      <w:r>
+        <w:t xml:space="preserve">ALEKSEY: Прости меня, пожалуйста.</w:t>
+      </w:r>
+    </w:p>
+    <w:p>
+      <w:pPr>
+        <w:pStyle w:val="BodyText"/>
+      </w:pPr>
+      <w:r>
+        <w:t xml:space="preserve">VERA: Не за что прощать. Внуки должны рассказывать, а бабушки — слушать. Но сегодня ты приехал спрашивать, и это что-то новое.</w:t>
+      </w:r>
+    </w:p>
+    <w:p>
+      <w:pPr>
+        <w:pStyle w:val="BodyText"/>
+      </w:pPr>
+      <w:r>
+        <w:t xml:space="preserve">ALEKSEY: Я хочу понять, можно ли продавать медицину и при этом никому не вредить.</w:t>
+      </w:r>
+    </w:p>
+    <w:p>
+      <w:pPr>
+        <w:pStyle w:val="BodyText"/>
+      </w:pPr>
+      <w:r>
+        <w:t xml:space="preserve">VERA: Хороший вопрос. А пока ешь пирог, потому что ответ будет только после медпункта.</w:t>
+      </w:r>
+    </w:p>
+    <w:p>
+      <w:pPr>
+        <w:pStyle w:val="BodyText"/>
+      </w:pPr>
+      <w:r>
+        <w:t xml:space="preserve">ALEKSEY: Тогда я ем молча, как в детстве, когда ты меряла мне температуру.</w:t>
       </w:r>
     </w:p>
     <w:bookmarkEnd w:id="22"/>
@@ -623,143 +623,143 @@
         <w:pStyle w:val="FirstParagraph"/>
       </w:pPr>
       <w:r>
-        <w:t xml:space="preserve">VERA: Вот он. Медпункт деревни Сосновка. Закрыли двенадцать лет назад. Оптимизация.</w:t>
-      </w:r>
-    </w:p>
-    <w:p>
-      <w:pPr>
-        <w:pStyle w:val="BodyText"/>
-      </w:pPr>
-      <w:r>
-        <w:t xml:space="preserve">ALEKSEY: Тут холодно. Пахнет лекарствами до сих пор.</w:t>
-      </w:r>
-    </w:p>
-    <w:p>
-      <w:pPr>
-        <w:pStyle w:val="BodyText"/>
-      </w:pPr>
-      <w:r>
-        <w:t xml:space="preserve">VERA: Йод не выветривается. Как и привычки. Смотри наверх.</w:t>
-      </w:r>
-    </w:p>
-    <w:p>
-      <w:pPr>
-        <w:pStyle w:val="BodyText"/>
-      </w:pPr>
-      <w:r>
-        <w:t xml:space="preserve">ALEKSEY: «Не навреди». Картонка совсем жёлтая. Буквы твои?</w:t>
-      </w:r>
-    </w:p>
-    <w:p>
-      <w:pPr>
-        <w:pStyle w:val="BodyText"/>
-      </w:pPr>
-      <w:r>
-        <w:t xml:space="preserve">VERA: Мои. Синей ручкой. Потом обводила каждый год, когда буквы бледнели.</w:t>
-      </w:r>
-    </w:p>
-    <w:p>
-      <w:pPr>
-        <w:pStyle w:val="BodyText"/>
-      </w:pPr>
-      <w:r>
-        <w:t xml:space="preserve">ALEKSEY: А это что? Тетради?</w:t>
-      </w:r>
-    </w:p>
-    <w:p>
-      <w:pPr>
-        <w:pStyle w:val="BodyText"/>
-      </w:pPr>
-      <w:r>
-        <w:t xml:space="preserve">VERA: Журналы. Каждый пациент, каждый день, сорок лет. Кто пришёл, что болело, что я дала.</w:t>
-      </w:r>
-    </w:p>
-    <w:p>
-      <w:pPr>
-        <w:pStyle w:val="BodyText"/>
-      </w:pPr>
-      <w:r>
-        <w:t xml:space="preserve">ALEKSEY: Зачем ты их хранишь?</w:t>
-      </w:r>
-    </w:p>
-    <w:p>
-      <w:pPr>
-        <w:pStyle w:val="BodyText"/>
-      </w:pPr>
-      <w:r>
-        <w:t xml:space="preserve">VERA: Если кто-то спросит, почему я дала то или это, ответ должен быть написан. Не в голове, а на бумаге. Голова забывает и привирает, а бумага помнит.</w:t>
-      </w:r>
-    </w:p>
-    <w:p>
-      <w:pPr>
-        <w:pStyle w:val="BodyText"/>
-      </w:pPr>
-      <w:r>
-        <w:t xml:space="preserve">ALEKSEY: Как в компании. Мы тоже всё записываем.</w:t>
-      </w:r>
-    </w:p>
-    <w:p>
-      <w:pPr>
-        <w:pStyle w:val="BodyText"/>
-      </w:pPr>
-      <w:r>
-        <w:t xml:space="preserve">VERA: Вы записываете продажи. Я записывала людей. Это разное.</w:t>
-      </w:r>
-    </w:p>
-    <w:p>
-      <w:pPr>
-        <w:pStyle w:val="BodyText"/>
-      </w:pPr>
-      <w:r>
-        <w:t xml:space="preserve">ALEKSEY: Люди не помещаются в таблицу.</w:t>
-      </w:r>
-    </w:p>
-    <w:p>
-      <w:pPr>
-        <w:pStyle w:val="BodyText"/>
-      </w:pPr>
-      <w:r>
-        <w:t xml:space="preserve">VERA: Помещаются. Только на каждого нужна целая страница, а не строчка.</w:t>
-      </w:r>
-    </w:p>
-    <w:p>
-      <w:pPr>
-        <w:pStyle w:val="BodyText"/>
-      </w:pPr>
-      <w:r>
-        <w:t xml:space="preserve">ALEKSEY: Бабуль, а лекарства откуда приходили?</w:t>
-      </w:r>
-    </w:p>
-    <w:p>
-      <w:pPr>
-        <w:pStyle w:val="BodyText"/>
-      </w:pPr>
-      <w:r>
-        <w:t xml:space="preserve">VERA: Из районной аптеки. Но в девяностые аптека опустела, и стали приезжать всякие люди.</w:t>
-      </w:r>
-    </w:p>
-    <w:p>
-      <w:pPr>
-        <w:pStyle w:val="BodyText"/>
-      </w:pPr>
-      <w:r>
-        <w:t xml:space="preserve">ALEKSEY: Какие люди?</w:t>
-      </w:r>
-    </w:p>
-    <w:p>
-      <w:pPr>
-        <w:pStyle w:val="BodyText"/>
-      </w:pPr>
-      <w:r>
-        <w:t xml:space="preserve">VERA: Торговцы. С коробками без надписей по-русски. «Бери, Павловна, дёшево, хорошее, из Европы». Я спрашивала: кто сделал, где написано, как применять? Они смеялись. Я не брала ни одной коробки.</w:t>
-      </w:r>
-    </w:p>
-    <w:p>
-      <w:pPr>
-        <w:pStyle w:val="BodyText"/>
-      </w:pPr>
-      <w:r>
-        <w:t xml:space="preserve">ALEKSEY: Даже когда в аптеке ничего не было?</w:t>
+        <w:t xml:space="preserve">VERA: Вот он, медпункт деревни Сосновка. Его закрыли двенадцать лет назад, это называлось оптимизация.</w:t>
+      </w:r>
+    </w:p>
+    <w:p>
+      <w:pPr>
+        <w:pStyle w:val="BodyText"/>
+      </w:pPr>
+      <w:r>
+        <w:t xml:space="preserve">ALEKSEY: Как тут холодно. И лекарствами пахнет до сих пор, представляешь?</w:t>
+      </w:r>
+    </w:p>
+    <w:p>
+      <w:pPr>
+        <w:pStyle w:val="BodyText"/>
+      </w:pPr>
+      <w:r>
+        <w:t xml:space="preserve">VERA: Йод не выветривается, как и привычки. А теперь смотри наверх, над дверью.</w:t>
+      </w:r>
+    </w:p>
+    <w:p>
+      <w:pPr>
+        <w:pStyle w:val="BodyText"/>
+      </w:pPr>
+      <w:r>
+        <w:t xml:space="preserve">ALEKSEY: «Не навреди». Картонка совсем жёлтая стала. А буквы твои?</w:t>
+      </w:r>
+    </w:p>
+    <w:p>
+      <w:pPr>
+        <w:pStyle w:val="BodyText"/>
+      </w:pPr>
+      <w:r>
+        <w:t xml:space="preserve">VERA: Мои, писала синей ручкой. А потом обводила каждый год, когда буквы бледнели.</w:t>
+      </w:r>
+    </w:p>
+    <w:p>
+      <w:pPr>
+        <w:pStyle w:val="BodyText"/>
+      </w:pPr>
+      <w:r>
+        <w:t xml:space="preserve">ALEKSEY: А это что за стопка? Это тетради?</w:t>
+      </w:r>
+    </w:p>
+    <w:p>
+      <w:pPr>
+        <w:pStyle w:val="BodyText"/>
+      </w:pPr>
+      <w:r>
+        <w:t xml:space="preserve">VERA: Это журналы. Здесь каждый пациент и каждый день за сорок лет: кто пришёл, что болело, что я дала.</w:t>
+      </w:r>
+    </w:p>
+    <w:p>
+      <w:pPr>
+        <w:pStyle w:val="BodyText"/>
+      </w:pPr>
+      <w:r>
+        <w:t xml:space="preserve">ALEKSEY: Зачем ты их до сих пор хранишь, если медпункт закрыт?</w:t>
+      </w:r>
+    </w:p>
+    <w:p>
+      <w:pPr>
+        <w:pStyle w:val="BodyText"/>
+      </w:pPr>
+      <w:r>
+        <w:t xml:space="preserve">VERA: Если кто-то спросит, почему я дала то или это, ответ должен быть написан. Не в голове, а на бумаге. Голова забывает и привирает, а бумага помнит. Поэтому я и храню эти журналы, хотя медпункт давно закрыт и никто уже не спрашивает.</w:t>
+      </w:r>
+    </w:p>
+    <w:p>
+      <w:pPr>
+        <w:pStyle w:val="BodyText"/>
+      </w:pPr>
+      <w:r>
+        <w:t xml:space="preserve">ALEKSEY: Это как в компании. Мы ведь тоже всё записываем в отчёты.</w:t>
+      </w:r>
+    </w:p>
+    <w:p>
+      <w:pPr>
+        <w:pStyle w:val="BodyText"/>
+      </w:pPr>
+      <w:r>
+        <w:t xml:space="preserve">VERA: Вы записываете продажи, а я записывала людей. Это совсем разное, Алёша.</w:t>
+      </w:r>
+    </w:p>
+    <w:p>
+      <w:pPr>
+        <w:pStyle w:val="BodyText"/>
+      </w:pPr>
+      <w:r>
+        <w:t xml:space="preserve">ALEKSEY: Но ведь люди не помещаются в таблицу.</w:t>
+      </w:r>
+    </w:p>
+    <w:p>
+      <w:pPr>
+        <w:pStyle w:val="BodyText"/>
+      </w:pPr>
+      <w:r>
+        <w:t xml:space="preserve">VERA: Помещаются. Только на каждого человека нужна целая страница, а не одна строчка.</w:t>
+      </w:r>
+    </w:p>
+    <w:p>
+      <w:pPr>
+        <w:pStyle w:val="BodyText"/>
+      </w:pPr>
+      <w:r>
+        <w:t xml:space="preserve">ALEKSEY: Бабуль, а лекарства тогда откуда приходили?</w:t>
+      </w:r>
+    </w:p>
+    <w:p>
+      <w:pPr>
+        <w:pStyle w:val="BodyText"/>
+      </w:pPr>
+      <w:r>
+        <w:t xml:space="preserve">VERA: Из районной аптеки. Но в девяностые аптека опустела, и к нам стали приезжать всякие люди.</w:t>
+      </w:r>
+    </w:p>
+    <w:p>
+      <w:pPr>
+        <w:pStyle w:val="BodyText"/>
+      </w:pPr>
+      <w:r>
+        <w:t xml:space="preserve">ALEKSEY: Какие люди? Кто к вам приезжал?</w:t>
+      </w:r>
+    </w:p>
+    <w:p>
+      <w:pPr>
+        <w:pStyle w:val="BodyText"/>
+      </w:pPr>
+      <w:r>
+        <w:t xml:space="preserve">VERA: Торговцы, с коробками без надписей по-русски. Говорили: «Бери, Павловна, дёшево, хорошее, из Европы». А я спрашивала: кто сделал, где написано, как применять? Они только смеялись, поэтому я не брала ни одной коробки.</w:t>
+      </w:r>
+    </w:p>
+    <w:p>
+      <w:pPr>
+        <w:pStyle w:val="BodyText"/>
+      </w:pPr>
+      <w:r>
+        <w:t xml:space="preserve">ALEKSEY: Даже тогда, когда в аптеке совсем ничего не было?</w:t>
       </w:r>
     </w:p>
     <w:p>
@@ -775,87 +775,87 @@
         <w:pStyle w:val="BodyText"/>
       </w:pPr>
       <w:r>
-        <w:t xml:space="preserve">ALEKSEY: А люди не обижались?</w:t>
-      </w:r>
-    </w:p>
-    <w:p>
-      <w:pPr>
-        <w:pStyle w:val="BodyText"/>
-      </w:pPr>
-      <w:r>
-        <w:t xml:space="preserve">VERA: Обижались. Говорили: «Павловна, ты жадная, у торговца дешевле». Через месяц в соседнем районе у троих после таких таблеток были проблемы. Больше никто не обижался. Пришли даже извиняться.</w:t>
-      </w:r>
-    </w:p>
-    <w:p>
-      <w:pPr>
-        <w:pStyle w:val="BodyText"/>
-      </w:pPr>
-      <w:r>
-        <w:t xml:space="preserve">ALEKSEY: Вчера врач в Москве показала мне такую же коробку. Только это был филлер.</w:t>
-      </w:r>
-    </w:p>
-    <w:p>
-      <w:pPr>
-        <w:pStyle w:val="BodyText"/>
-      </w:pPr>
-      <w:r>
-        <w:t xml:space="preserve">VERA: Филлер — это что? Я после пенсии слов не учила.</w:t>
-      </w:r>
-    </w:p>
-    <w:p>
-      <w:pPr>
-        <w:pStyle w:val="BodyText"/>
-      </w:pPr>
-      <w:r>
-        <w:t xml:space="preserve">ALEKSEY: Укол в лицо. Гель, чтобы убрать морщины. Делают врачи-косметологи.</w:t>
-      </w:r>
-    </w:p>
-    <w:p>
-      <w:pPr>
-        <w:pStyle w:val="BodyText"/>
-      </w:pPr>
-      <w:r>
-        <w:t xml:space="preserve">VERA: И кто сделал эту коробку?</w:t>
-      </w:r>
-    </w:p>
-    <w:p>
-      <w:pPr>
-        <w:pStyle w:val="BodyText"/>
-      </w:pPr>
-      <w:r>
-        <w:t xml:space="preserve">ALEKSEY: Никто не знает. Написано «Корея», но с ошибками. Колол человек без образования.</w:t>
-      </w:r>
-    </w:p>
-    <w:p>
-      <w:pPr>
-        <w:pStyle w:val="BodyText"/>
-      </w:pPr>
-      <w:r>
-        <w:t xml:space="preserve">VERA: Значит, торговцы девяностых никуда не ушли. Только коробки стали красивее.</w:t>
-      </w:r>
-    </w:p>
-    <w:p>
-      <w:pPr>
-        <w:pStyle w:val="BodyText"/>
-      </w:pPr>
-      <w:r>
-        <w:t xml:space="preserve">ALEKSEY: Вот об этом я и хочу с тобой поговорить.</w:t>
-      </w:r>
-    </w:p>
-    <w:p>
-      <w:pPr>
-        <w:pStyle w:val="BodyText"/>
-      </w:pPr>
-      <w:r>
-        <w:t xml:space="preserve">ZINA: Вера Павловна! Вы тут? Я в окно увидела, дверь открыта.</w:t>
-      </w:r>
-    </w:p>
-    <w:p>
-      <w:pPr>
-        <w:pStyle w:val="BodyText"/>
-      </w:pPr>
-      <w:r>
-        <w:t xml:space="preserve">VERA: Зина, давление в три, как договорились. А мы домой. Разговор, Алёша, вечером, на крыльце.</w:t>
+        <w:t xml:space="preserve">ALEKSEY: А люди на тебя не обижались за это?</w:t>
+      </w:r>
+    </w:p>
+    <w:p>
+      <w:pPr>
+        <w:pStyle w:val="BodyText"/>
+      </w:pPr>
+      <w:r>
+        <w:t xml:space="preserve">VERA: Обижались, конечно. Говорили: «Павловна, ты жадная, у торговца дешевле». Но через месяц в соседнем районе у троих после таких таблеток были проблемы. После этого больше никто не обижался, а некоторые даже пришли извиняться.</w:t>
+      </w:r>
+    </w:p>
+    <w:p>
+      <w:pPr>
+        <w:pStyle w:val="BodyText"/>
+      </w:pPr>
+      <w:r>
+        <w:t xml:space="preserve">ALEKSEY: Вчера врач в Москве показала мне такую же коробку, только это был филлер.</w:t>
+      </w:r>
+    </w:p>
+    <w:p>
+      <w:pPr>
+        <w:pStyle w:val="BodyText"/>
+      </w:pPr>
+      <w:r>
+        <w:t xml:space="preserve">VERA: Филлер — это что такое? Я после пенсии новых слов не учила.</w:t>
+      </w:r>
+    </w:p>
+    <w:p>
+      <w:pPr>
+        <w:pStyle w:val="BodyText"/>
+      </w:pPr>
+      <w:r>
+        <w:t xml:space="preserve">ALEKSEY: Это укол в лицо, такой гель, чтобы убрать морщины. Обычно его делают врачи-косметологи.</w:t>
+      </w:r>
+    </w:p>
+    <w:p>
+      <w:pPr>
+        <w:pStyle w:val="BodyText"/>
+      </w:pPr>
+      <w:r>
+        <w:t xml:space="preserve">VERA: И кто сделал эту коробку, которую тебе показали?</w:t>
+      </w:r>
+    </w:p>
+    <w:p>
+      <w:pPr>
+        <w:pStyle w:val="BodyText"/>
+      </w:pPr>
+      <w:r>
+        <w:t xml:space="preserve">ALEKSEY: Никто не знает. Написано «Корея», но с ошибками, а колол человек без образования.</w:t>
+      </w:r>
+    </w:p>
+    <w:p>
+      <w:pPr>
+        <w:pStyle w:val="BodyText"/>
+      </w:pPr>
+      <w:r>
+        <w:t xml:space="preserve">VERA: Значит, торговцы девяностых никуда не ушли. Просто коробки у них стали красивее.</w:t>
+      </w:r>
+    </w:p>
+    <w:p>
+      <w:pPr>
+        <w:pStyle w:val="BodyText"/>
+      </w:pPr>
+      <w:r>
+        <w:t xml:space="preserve">ALEKSEY: Вот именно об этом я и хочу с тобой поговорить.</w:t>
+      </w:r>
+    </w:p>
+    <w:p>
+      <w:pPr>
+        <w:pStyle w:val="BodyText"/>
+      </w:pPr>
+      <w:r>
+        <w:t xml:space="preserve">ZINA: Вера Павловна! Вы тут? Я в окно увидела, что дверь открыта, и испугалась.</w:t>
+      </w:r>
+    </w:p>
+    <w:p>
+      <w:pPr>
+        <w:pStyle w:val="BodyText"/>
+      </w:pPr>
+      <w:r>
+        <w:t xml:space="preserve">VERA: Зина, давление в три, как договорились. А мы сейчас домой. Разговор, Алёша, будет вечером, на крыльце.</w:t>
       </w:r>
     </w:p>
     <w:bookmarkEnd w:id="23"/>
@@ -873,143 +873,143 @@
         <w:pStyle w:val="FirstParagraph"/>
       </w:pPr>
       <w:r>
-        <w:t xml:space="preserve">ALEKSEY: Бабуль, вот моя идея. Только слушай до конца.</w:t>
-      </w:r>
-    </w:p>
-    <w:p>
-      <w:pPr>
-        <w:pStyle w:val="BodyText"/>
-      </w:pPr>
-      <w:r>
-        <w:t xml:space="preserve">VERA: Я сорок лет слушала до конца. Говори.</w:t>
-      </w:r>
-    </w:p>
-    <w:p>
-      <w:pPr>
-        <w:pStyle w:val="BodyText"/>
-      </w:pPr>
-      <w:r>
-        <w:t xml:space="preserve">ALEKSEY: В Корее делают хорошие филлеры. Настоящие, с документами. Я хочу привозить их в Россию честно: зарегистрировать, продавать только врачам и учить врачей. Чтобы никто больше не колол такое в квартире.</w:t>
-      </w:r>
-    </w:p>
-    <w:p>
-      <w:pPr>
-        <w:pStyle w:val="BodyText"/>
-      </w:pPr>
-      <w:r>
-        <w:t xml:space="preserve">VERA: Ты сам будешь делать этот гель?</w:t>
-      </w:r>
-    </w:p>
-    <w:p>
-      <w:pPr>
-        <w:pStyle w:val="BodyText"/>
-      </w:pPr>
-      <w:r>
-        <w:t xml:space="preserve">ALEKSEY: Нет. Я буду привозить чужой. Это называется дистрибьютор. Посредник.</w:t>
-      </w:r>
-    </w:p>
-    <w:p>
-      <w:pPr>
-        <w:pStyle w:val="BodyText"/>
-      </w:pPr>
-      <w:r>
-        <w:t xml:space="preserve">VERA: Посредник. Как торговец с коробками?</w:t>
-      </w:r>
-    </w:p>
-    <w:p>
-      <w:pPr>
-        <w:pStyle w:val="BodyText"/>
-      </w:pPr>
-      <w:r>
-        <w:t xml:space="preserve">ALEKSEY: Нет! Точнее, да, но наоборот. Я буду проверять всё, что ты проверяла: кто сделал, где написано, как применять. Только проверять буду не коробку, а целый завод.</w:t>
-      </w:r>
-    </w:p>
-    <w:p>
-      <w:pPr>
-        <w:pStyle w:val="BodyText"/>
-      </w:pPr>
-      <w:r>
-        <w:t xml:space="preserve">VERA: Тогда у меня три вопроса, как у фельдшера. Первый. Ты знаешь, кто его делает? Не по каталогу. Ты видел этих людей, их руки, их завод?</w:t>
-      </w:r>
-    </w:p>
-    <w:p>
-      <w:pPr>
-        <w:pStyle w:val="BodyText"/>
-      </w:pPr>
-      <w:r>
-        <w:t xml:space="preserve">ALEKSEY: Пока нет. Поеду в Корею. В апреле там выставка.</w:t>
-      </w:r>
-    </w:p>
-    <w:p>
-      <w:pPr>
-        <w:pStyle w:val="BodyText"/>
-      </w:pPr>
-      <w:r>
-        <w:t xml:space="preserve">VERA: Хорошо. Второй. Ты бы позволил уколоть этим гелем маму, сестру, меня?</w:t>
-      </w:r>
-    </w:p>
-    <w:p>
-      <w:pPr>
-        <w:pStyle w:val="BodyText"/>
-      </w:pPr>
-      <w:r>
-        <w:t xml:space="preserve">ALEKSEY: Тебя? Тебе восемьдесят четыре.</w:t>
-      </w:r>
-    </w:p>
-    <w:p>
-      <w:pPr>
-        <w:pStyle w:val="BodyText"/>
-      </w:pPr>
-      <w:r>
-        <w:t xml:space="preserve">VERA: Не уходи от ответа. Если бы мне было пятьдесят. Позволил бы?</w:t>
-      </w:r>
-    </w:p>
-    <w:p>
-      <w:pPr>
-        <w:pStyle w:val="BodyText"/>
-      </w:pPr>
-      <w:r>
-        <w:t xml:space="preserve">ALEKSEY: Только если бы видел завод, документы и врача, которого учили. Иначе нет.</w:t>
-      </w:r>
-    </w:p>
-    <w:p>
-      <w:pPr>
-        <w:pStyle w:val="BodyText"/>
-      </w:pPr>
-      <w:r>
-        <w:t xml:space="preserve">VERA: Вот. Это и запиши. А третий вопрос самый трудный. Кому ты откажешь?</w:t>
-      </w:r>
-    </w:p>
-    <w:p>
-      <w:pPr>
-        <w:pStyle w:val="BodyText"/>
-      </w:pPr>
-      <w:r>
-        <w:t xml:space="preserve">ALEKSEY: Откажу? Я же хочу продавать, а не отказывать.</w:t>
-      </w:r>
-    </w:p>
-    <w:p>
-      <w:pPr>
-        <w:pStyle w:val="BodyText"/>
-      </w:pPr>
-      <w:r>
-        <w:t xml:space="preserve">VERA: Торговцы девяностых никому не отказывали. Поэтому они торговцы. А ты кому откажешь?</w:t>
-      </w:r>
-    </w:p>
-    <w:p>
-      <w:pPr>
-        <w:pStyle w:val="BodyText"/>
-      </w:pPr>
-      <w:r>
-        <w:t xml:space="preserve">ALEKSEY: Тем, кто колет без медицинского образования: салонам, «мастерам», даже если они платят наличными и больше. И тем, кто хочет дешевле и без регистрации. И тем, кто не хочет учиться.</w:t>
-      </w:r>
-    </w:p>
-    <w:p>
-      <w:pPr>
-        <w:pStyle w:val="BodyText"/>
-      </w:pPr>
-      <w:r>
-        <w:t xml:space="preserve">VERA: Три отказа — это три правила. Запиши их, как я записала картонку. Только не на картонке.</w:t>
+        <w:t xml:space="preserve">ALEKSEY: Бабуль, вот моя идея. Только, пожалуйста, слушай до конца и не перебивай.</w:t>
+      </w:r>
+    </w:p>
+    <w:p>
+      <w:pPr>
+        <w:pStyle w:val="BodyText"/>
+      </w:pPr>
+      <w:r>
+        <w:t xml:space="preserve">VERA: Я сорок лет слушала людей до конца. Говори, я слушаю.</w:t>
+      </w:r>
+    </w:p>
+    <w:p>
+      <w:pPr>
+        <w:pStyle w:val="BodyText"/>
+      </w:pPr>
+      <w:r>
+        <w:t xml:space="preserve">ALEKSEY: В Корее делают хорошие филлеры, настоящие, с документами. Я хочу привозить их в Россию честно: зарегистрировать, продавать только врачам и учить врачей. Чтобы никто больше не колол такое в квартире.</w:t>
+      </w:r>
+    </w:p>
+    <w:p>
+      <w:pPr>
+        <w:pStyle w:val="BodyText"/>
+      </w:pPr>
+      <w:r>
+        <w:t xml:space="preserve">VERA: А ты сам будешь делать этот гель?</w:t>
+      </w:r>
+    </w:p>
+    <w:p>
+      <w:pPr>
+        <w:pStyle w:val="BodyText"/>
+      </w:pPr>
+      <w:r>
+        <w:t xml:space="preserve">ALEKSEY: Нет, я буду привозить чужой. Это называется дистрибьютор, то есть посредник.</w:t>
+      </w:r>
+    </w:p>
+    <w:p>
+      <w:pPr>
+        <w:pStyle w:val="BodyText"/>
+      </w:pPr>
+      <w:r>
+        <w:t xml:space="preserve">VERA: Посредник. Это как торговец с коробками, о котором я рассказывала?</w:t>
+      </w:r>
+    </w:p>
+    <w:p>
+      <w:pPr>
+        <w:pStyle w:val="BodyText"/>
+      </w:pPr>
+      <w:r>
+        <w:t xml:space="preserve">ALEKSEY: Нет! Точнее, да, но наоборот. Я буду проверять всё, что проверяла ты: кто сделал, где написано, как применять. Только проверять я буду не одну коробку, а целый завод, и не один раз, а постоянно.</w:t>
+      </w:r>
+    </w:p>
+    <w:p>
+      <w:pPr>
+        <w:pStyle w:val="BodyText"/>
+      </w:pPr>
+      <w:r>
+        <w:t xml:space="preserve">VERA: Тогда у меня три вопроса, как у фельдшера. Первый: ты знаешь, кто его делает? Я не про каталог спрашиваю. Ты сам видел этих людей, их руки, их завод, где всё это производят?</w:t>
+      </w:r>
+    </w:p>
+    <w:p>
+      <w:pPr>
+        <w:pStyle w:val="BodyText"/>
+      </w:pPr>
+      <w:r>
+        <w:t xml:space="preserve">ALEKSEY: Пока нет, но я поеду в Корею. В апреле там будет большая выставка.</w:t>
+      </w:r>
+    </w:p>
+    <w:p>
+      <w:pPr>
+        <w:pStyle w:val="BodyText"/>
+      </w:pPr>
+      <w:r>
+        <w:t xml:space="preserve">VERA: Хорошо. Второй вопрос: ты бы позволил уколоть этим гелем маму, сестру, меня?</w:t>
+      </w:r>
+    </w:p>
+    <w:p>
+      <w:pPr>
+        <w:pStyle w:val="BodyText"/>
+      </w:pPr>
+      <w:r>
+        <w:t xml:space="preserve">ALEKSEY: Тебя? Бабуль, тебе же восемьдесят четыре года.</w:t>
+      </w:r>
+    </w:p>
+    <w:p>
+      <w:pPr>
+        <w:pStyle w:val="BodyText"/>
+      </w:pPr>
+      <w:r>
+        <w:t xml:space="preserve">VERA: Не уходи от ответа. Представь, что мне было бы пятьдесят. Позволил бы?</w:t>
+      </w:r>
+    </w:p>
+    <w:p>
+      <w:pPr>
+        <w:pStyle w:val="BodyText"/>
+      </w:pPr>
+      <w:r>
+        <w:t xml:space="preserve">ALEKSEY: Только если бы сам видел завод, документы и врача, которого учили. Иначе нет.</w:t>
+      </w:r>
+    </w:p>
+    <w:p>
+      <w:pPr>
+        <w:pStyle w:val="BodyText"/>
+      </w:pPr>
+      <w:r>
+        <w:t xml:space="preserve">VERA: Вот. Это и запиши. А третий вопрос самый трудный: кому ты откажешь?</w:t>
+      </w:r>
+    </w:p>
+    <w:p>
+      <w:pPr>
+        <w:pStyle w:val="BodyText"/>
+      </w:pPr>
+      <w:r>
+        <w:t xml:space="preserve">ALEKSEY: Откажу? Но я же хочу продавать, а не отказывать людям.</w:t>
+      </w:r>
+    </w:p>
+    <w:p>
+      <w:pPr>
+        <w:pStyle w:val="BodyText"/>
+      </w:pPr>
+      <w:r>
+        <w:t xml:space="preserve">VERA: Торговцы девяностых никому не отказывали, поэтому они и торговцы. А ты кому откажешь?</w:t>
+      </w:r>
+    </w:p>
+    <w:p>
+      <w:pPr>
+        <w:pStyle w:val="BodyText"/>
+      </w:pPr>
+      <w:r>
+        <w:t xml:space="preserve">ALEKSEY: Тем, кто колет без медицинского образования: салонам, «мастерам», даже если они платят наличными и больше. И тем, кто хочет дешевле и без регистрации. И ещё тем, кто не хочет учиться, потому что без обучения даже хороший гель становится опасным.</w:t>
+      </w:r>
+    </w:p>
+    <w:p>
+      <w:pPr>
+        <w:pStyle w:val="BodyText"/>
+      </w:pPr>
+      <w:r>
+        <w:t xml:space="preserve">VERA: Три отказа — это три правила. Запиши их, как я когда-то записала картонку. Только не на картонке, а как следует.</w:t>
       </w:r>
     </w:p>
     <w:p>
@@ -1025,47 +1025,47 @@
         <w:pStyle w:val="BodyText"/>
       </w:pPr>
       <w:r>
-        <w:t xml:space="preserve">VERA: Хорошие правила. Трудные. Ты потеряешь из-за них деньги. Много раз.</w:t>
-      </w:r>
-    </w:p>
-    <w:p>
-      <w:pPr>
-        <w:pStyle w:val="BodyText"/>
-      </w:pPr>
-      <w:r>
-        <w:t xml:space="preserve">ALEKSEY: Ты тоже теряла.</w:t>
-      </w:r>
-    </w:p>
-    <w:p>
-      <w:pPr>
-        <w:pStyle w:val="BodyText"/>
-      </w:pPr>
-      <w:r>
-        <w:t xml:space="preserve">VERA: Я теряла не деньги, а сон. Деньги — хуже. Они нужны людям, которые на тебя работают.</w:t>
-      </w:r>
-    </w:p>
-    <w:p>
-      <w:pPr>
-        <w:pStyle w:val="BodyText"/>
-      </w:pPr>
-      <w:r>
-        <w:t xml:space="preserve">ALEKSEY: Значит, ты против?</w:t>
-      </w:r>
-    </w:p>
-    <w:p>
-      <w:pPr>
-        <w:pStyle w:val="BodyText"/>
-      </w:pPr>
-      <w:r>
-        <w:t xml:space="preserve">VERA: Я не против. Я фельдшер. Я сказала, где больно. Решать тебе.</w:t>
-      </w:r>
-    </w:p>
-    <w:p>
-      <w:pPr>
-        <w:pStyle w:val="BodyText"/>
-      </w:pPr>
-      <w:r>
-        <w:t xml:space="preserve">ALEKSEY: Я решил, бабуль. Как ты говоришь: диагноз поставлен. Лечение — моё.</w:t>
+        <w:t xml:space="preserve">VERA: Хорошие правила, но трудные. Ты потеряешь из-за них деньги, и не один раз.</w:t>
+      </w:r>
+    </w:p>
+    <w:p>
+      <w:pPr>
+        <w:pStyle w:val="BodyText"/>
+      </w:pPr>
+      <w:r>
+        <w:t xml:space="preserve">ALEKSEY: Ты ведь тоже теряла, когда отказывала торговцам.</w:t>
+      </w:r>
+    </w:p>
+    <w:p>
+      <w:pPr>
+        <w:pStyle w:val="BodyText"/>
+      </w:pPr>
+      <w:r>
+        <w:t xml:space="preserve">VERA: Я теряла не деньги, а сон. А деньги терять хуже, потому что они нужны людям, которые на тебя работают.</w:t>
+      </w:r>
+    </w:p>
+    <w:p>
+      <w:pPr>
+        <w:pStyle w:val="BodyText"/>
+      </w:pPr>
+      <w:r>
+        <w:t xml:space="preserve">ALEKSEY: Значит, ты против моей идеи?</w:t>
+      </w:r>
+    </w:p>
+    <w:p>
+      <w:pPr>
+        <w:pStyle w:val="BodyText"/>
+      </w:pPr>
+      <w:r>
+        <w:t xml:space="preserve">VERA: Я не против. Я фельдшер: я сказала тебе, где больно. Решать тебе.</w:t>
+      </w:r>
+    </w:p>
+    <w:p>
+      <w:pPr>
+        <w:pStyle w:val="BodyText"/>
+      </w:pPr>
+      <w:r>
+        <w:t xml:space="preserve">ALEKSEY: Я решил, бабуль. Как ты говоришь, диагноз поставлен, а лечение — моё.</w:t>
       </w:r>
     </w:p>
     <w:bookmarkEnd w:id="24"/>
@@ -1083,119 +1083,119 @@
         <w:pStyle w:val="FirstParagraph"/>
       </w:pPr>
       <w:r>
-        <w:t xml:space="preserve">ZINA: Алёша, подожди! Автобус через десять минут, а у меня вопрос.</w:t>
-      </w:r>
-    </w:p>
-    <w:p>
-      <w:pPr>
-        <w:pStyle w:val="BodyText"/>
-      </w:pPr>
-      <w:r>
-        <w:t xml:space="preserve">ALEKSEY: Слушаю, тётя Зина.</w:t>
-      </w:r>
-    </w:p>
-    <w:p>
-      <w:pPr>
-        <w:pStyle w:val="BodyText"/>
-      </w:pPr>
-      <w:r>
-        <w:t xml:space="preserve">ZINA: Моя внучка в Туле сделала уколы в губы. Ей двадцать два года. У девушки в квартире. Теперь губы как камни. Это то, о чём ты бабушке рассказывал?</w:t>
-      </w:r>
-    </w:p>
-    <w:p>
-      <w:pPr>
-        <w:pStyle w:val="BodyText"/>
-      </w:pPr>
-      <w:r>
-        <w:t xml:space="preserve">ALEKSEY: Похоже. Пусть сходит к врачу-дерматологу. Не к той девушке. К врачу.</w:t>
-      </w:r>
-    </w:p>
-    <w:p>
-      <w:pPr>
-        <w:pStyle w:val="BodyText"/>
-      </w:pPr>
-      <w:r>
-        <w:t xml:space="preserve">ZINA: Она боится. Говорит, врач будет ругаться.</w:t>
-      </w:r>
-    </w:p>
-    <w:p>
-      <w:pPr>
-        <w:pStyle w:val="BodyText"/>
-      </w:pPr>
-      <w:r>
-        <w:t xml:space="preserve">VERA: Врач не ругается, Зина. Врач лечит. Ругаюсь я. Скажи ей, чтобы завтра шла.</w:t>
-      </w:r>
-    </w:p>
-    <w:p>
-      <w:pPr>
-        <w:pStyle w:val="BodyText"/>
-      </w:pPr>
-      <w:r>
-        <w:t xml:space="preserve">ZINA: Скажу. Вера Павловна, вы и на пенсии работаете.</w:t>
-      </w:r>
-    </w:p>
-    <w:p>
-      <w:pPr>
-        <w:pStyle w:val="BodyText"/>
-      </w:pPr>
-      <w:r>
-        <w:t xml:space="preserve">VERA: На пенсии не работают. На пенсии помогают. Иди, Зина, не держи его.</w:t>
-      </w:r>
-    </w:p>
-    <w:p>
-      <w:pPr>
-        <w:pStyle w:val="BodyText"/>
-      </w:pPr>
-      <w:r>
-        <w:t xml:space="preserve">ALEKSEY: Бабуль, отцу ничего не говори. Я сам скажу. Когда будут документы.</w:t>
-      </w:r>
-    </w:p>
-    <w:p>
-      <w:pPr>
-        <w:pStyle w:val="BodyText"/>
-      </w:pPr>
-      <w:r>
-        <w:t xml:space="preserve">VERA: Он позвонит мне в среду. Он всегда звонит в среду. Я буду говорить про погоду.</w:t>
-      </w:r>
-    </w:p>
-    <w:p>
-      <w:pPr>
-        <w:pStyle w:val="BodyText"/>
-      </w:pPr>
-      <w:r>
-        <w:t xml:space="preserve">ALEKSEY: Спасибо. За всё. За пирог, за вопросы.</w:t>
-      </w:r>
-    </w:p>
-    <w:p>
-      <w:pPr>
-        <w:pStyle w:val="BodyText"/>
-      </w:pPr>
-      <w:r>
-        <w:t xml:space="preserve">VERA: Подожди. Вот. Я её сняла вчера ночью. Возьми.</w:t>
-      </w:r>
-    </w:p>
-    <w:p>
-      <w:pPr>
-        <w:pStyle w:val="BodyText"/>
-      </w:pPr>
-      <w:r>
-        <w:t xml:space="preserve">ALEKSEY: Картонка? «Не навреди»? Бабуль, она же сорок лет висела.</w:t>
-      </w:r>
-    </w:p>
-    <w:p>
-      <w:pPr>
-        <w:pStyle w:val="BodyText"/>
-      </w:pPr>
-      <w:r>
-        <w:t xml:space="preserve">VERA: Сорок лет висела над моей дверью. Теперь пусть висит над твоей. Медпункт закрыт, а ты только открываешь. Повесь её там, где будешь каждое утро её видеть, и обводи буквы, когда побледнеют.</w:t>
-      </w:r>
-    </w:p>
-    <w:p>
-      <w:pPr>
-        <w:pStyle w:val="BodyText"/>
-      </w:pPr>
-      <w:r>
-        <w:t xml:space="preserve">ALEKSEY: Обещаю. Каждое утро. Перед тем как открыть дверь.</w:t>
+        <w:t xml:space="preserve">ZINA: Алёша, подожди! Автобус через десять минут, а у меня к тебе вопрос.</w:t>
+      </w:r>
+    </w:p>
+    <w:p>
+      <w:pPr>
+        <w:pStyle w:val="BodyText"/>
+      </w:pPr>
+      <w:r>
+        <w:t xml:space="preserve">ALEKSEY: Слушаю вас, тётя Зина. Что случилось?</w:t>
+      </w:r>
+    </w:p>
+    <w:p>
+      <w:pPr>
+        <w:pStyle w:val="BodyText"/>
+      </w:pPr>
+      <w:r>
+        <w:t xml:space="preserve">ZINA: Моя внучка в Туле сделала уколы в губы. Ей двадцать два года, делала у девушки в квартире. Теперь губы как камни, и она плачет каждый вечер. Скажи, это то, о чём ты бабушке рассказывал?</w:t>
+      </w:r>
+    </w:p>
+    <w:p>
+      <w:pPr>
+        <w:pStyle w:val="BodyText"/>
+      </w:pPr>
+      <w:r>
+        <w:t xml:space="preserve">ALEKSEY: Похоже на то. Пусть сходит к врачу-дерматологу, но не к той девушке, а именно к врачу.</w:t>
+      </w:r>
+    </w:p>
+    <w:p>
+      <w:pPr>
+        <w:pStyle w:val="BodyText"/>
+      </w:pPr>
+      <w:r>
+        <w:t xml:space="preserve">ZINA: Она боится идти. Говорит, что врач будет ругаться.</w:t>
+      </w:r>
+    </w:p>
+    <w:p>
+      <w:pPr>
+        <w:pStyle w:val="BodyText"/>
+      </w:pPr>
+      <w:r>
+        <w:t xml:space="preserve">VERA: Врач не ругается, Зина, врач лечит. Ругаюсь я. Скажи ей, чтобы завтра же шла.</w:t>
+      </w:r>
+    </w:p>
+    <w:p>
+      <w:pPr>
+        <w:pStyle w:val="BodyText"/>
+      </w:pPr>
+      <w:r>
+        <w:t xml:space="preserve">ZINA: Скажу обязательно. Вера Павловна, вы ведь и на пенсии работаете.</w:t>
+      </w:r>
+    </w:p>
+    <w:p>
+      <w:pPr>
+        <w:pStyle w:val="BodyText"/>
+      </w:pPr>
+      <w:r>
+        <w:t xml:space="preserve">VERA: На пенсии не работают, на пенсии помогают. Иди, Зина, не держи его, а то автобус уйдёт.</w:t>
+      </w:r>
+    </w:p>
+    <w:p>
+      <w:pPr>
+        <w:pStyle w:val="BodyText"/>
+      </w:pPr>
+      <w:r>
+        <w:t xml:space="preserve">ALEKSEY: Бабуль, отцу пока ничего не говори. Я сам ему скажу, когда будут документы.</w:t>
+      </w:r>
+    </w:p>
+    <w:p>
+      <w:pPr>
+        <w:pStyle w:val="BodyText"/>
+      </w:pPr>
+      <w:r>
+        <w:t xml:space="preserve">VERA: Он позвонит мне в среду, он всегда звонит в среду. Я буду говорить про погоду.</w:t>
+      </w:r>
+    </w:p>
+    <w:p>
+      <w:pPr>
+        <w:pStyle w:val="BodyText"/>
+      </w:pPr>
+      <w:r>
+        <w:t xml:space="preserve">ALEKSEY: Спасибо тебе за всё: за пирог, за вопросы и за то, что выслушала.</w:t>
+      </w:r>
+    </w:p>
+    <w:p>
+      <w:pPr>
+        <w:pStyle w:val="BodyText"/>
+      </w:pPr>
+      <w:r>
+        <w:t xml:space="preserve">VERA: Подожди, вот. Я её сняла вчера ночью, когда ты уже спал. Возьми.</w:t>
+      </w:r>
+    </w:p>
+    <w:p>
+      <w:pPr>
+        <w:pStyle w:val="BodyText"/>
+      </w:pPr>
+      <w:r>
+        <w:t xml:space="preserve">ALEKSEY: Это картонка? «Не навреди»? Бабуль, она же сорок лет там висела.</w:t>
+      </w:r>
+    </w:p>
+    <w:p>
+      <w:pPr>
+        <w:pStyle w:val="BodyText"/>
+      </w:pPr>
+      <w:r>
+        <w:t xml:space="preserve">VERA: Сорок лет она висела над моей дверью, а теперь пусть висит над твоей. Медпункт закрыт, а ты только открываешь. Повесь её там, где будешь каждое утро её видеть, и обводи буквы, когда побледнеют.</w:t>
+      </w:r>
+    </w:p>
+    <w:p>
+      <w:pPr>
+        <w:pStyle w:val="BodyText"/>
+      </w:pPr>
+      <w:r>
+        <w:t xml:space="preserve">ALEKSEY: Обещаю. Буду смотреть на неё каждое утро, перед тем как открыть дверь.</w:t>
       </w:r>
     </w:p>
     <w:p>
@@ -1949,7 +1949,7 @@
         <w:t xml:space="preserve">“</w:t>
       </w:r>
       <w:r>
-        <w:t xml:space="preserve">Если кто-то спросит, почему я дала то или это, ответ должен быть написан. Не в голове, а на бумаге. Голова забывает и привирает, а бумага помнит.</w:t>
+        <w:t xml:space="preserve">Если кто-то спросит, почему я дала то или это, ответ должен быть написан. Не в голове, а на бумаге. Голова забывает и привирает, а бумага помнит. Поэтому я и храню эти журналы, хотя медпункт давно закрыт и никто уже не спрашивает.</w:t>
       </w:r>
       <w:r>
         <w:t xml:space="preserve">”</w:t>
@@ -2160,6 +2160,44 @@
           </w:p>
         </w:tc>
       </w:tr>
+      <w:tr>
+        <w:tc>
+          <w:tcPr/>
+          <w:p>
+            <w:pPr>
+              <w:pStyle w:val="Compact"/>
+              <w:jc w:val="left"/>
+            </w:pPr>
+            <w:r>
+              <w:t xml:space="preserve">⑤ 결론</w:t>
+            </w:r>
+          </w:p>
+        </w:tc>
+        <w:tc>
+          <w:tcPr/>
+          <w:p>
+            <w:pPr>
+              <w:pStyle w:val="Compact"/>
+              <w:jc w:val="left"/>
+            </w:pPr>
+            <w:r>
+              <w:t xml:space="preserve">Поэтому я и храню…, хотя…</w:t>
+            </w:r>
+          </w:p>
+        </w:tc>
+        <w:tc>
+          <w:tcPr/>
+          <w:p>
+            <w:pPr>
+              <w:pStyle w:val="Compact"/>
+              <w:jc w:val="left"/>
+            </w:pPr>
+            <w:r>
+              <w:t xml:space="preserve">поэтому(그래서) + хотя(~인데도) 양보절</w:t>
+            </w:r>
+          </w:p>
+        </w:tc>
+      </w:tr>
     </w:tbl>
     <w:p>
       <w:pPr>
@@ -2179,7 +2217,7 @@
         <w:t xml:space="preserve">“</w:t>
       </w:r>
       <w:r>
-        <w:t xml:space="preserve">Если кто-то спросит…, ответ должен быть… Не…, а… X …, а Y…</w:t>
+        <w:t xml:space="preserve">Если кто-то спросит…, ответ должен быть… Не…, а… X …, а Y… Поэтому я…, хотя…</w:t>
       </w:r>
       <w:r>
         <w:t xml:space="preserve">”</w:t>
@@ -2198,7 +2236,7 @@
         <w:t xml:space="preserve"> </w:t>
       </w:r>
       <w:r>
-        <w:t xml:space="preserve">если(만약) · не…, а…(~가 아니라 ~) · должен быть(~이어야 한다)</w:t>
+        <w:t xml:space="preserve">если(만약) · не…, а…(~가 아니라 ~) · должен быть(~이어야 한다) · поэтому(그래서) · хотя(~이지만)</w:t>
       </w:r>
       <w:r>
         <w:t xml:space="preserve"> </w:t>
@@ -2214,7 +2252,7 @@
         <w:t xml:space="preserve"> </w:t>
       </w:r>
       <w:r>
-        <w:t xml:space="preserve">왜 회의록을 남겨야 하는지 동료에게 설명하는 25~30단어 문장 만들기.</w:t>
+        <w:t xml:space="preserve">왜 회의록을 남겨야 하는지 동료에게 설명하는 30~50단어 발화 만들기.</w:t>
       </w:r>
     </w:p>
     <w:bookmarkEnd w:id="30"/>
@@ -2700,47 +2738,47 @@
         <w:pStyle w:val="FirstParagraph"/>
       </w:pPr>
       <w:r>
-        <w:t xml:space="preserve">지나: 베라 파블로브나! 손자 왔어요! 모스크바 손자, 코트 입고!</w:t>
-      </w:r>
-    </w:p>
-    <w:p>
-      <w:pPr>
-        <w:pStyle w:val="BodyText"/>
-      </w:pPr>
-      <w:r>
-        <w:t xml:space="preserve">베라: 보여, 지나, 보여. 아직 눈 안 멀었어. 알료샤, 이리 와.</w:t>
-      </w:r>
-    </w:p>
-    <w:p>
-      <w:pPr>
-        <w:pStyle w:val="BodyText"/>
-      </w:pPr>
-      <w:r>
-        <w:t xml:space="preserve">알렉세이: 할머니, 안녕하세요. 지나 아주머니도 안녕하세요.</w:t>
-      </w:r>
-    </w:p>
-    <w:p>
-      <w:pPr>
-        <w:pStyle w:val="BodyText"/>
-      </w:pPr>
-      <w:r>
-        <w:t xml:space="preserve">지나: 어머, 이렇게 변했네! 말랐어. 모스크바에선 밥도 안 줘?</w:t>
-      </w:r>
-    </w:p>
-    <w:p>
-      <w:pPr>
-        <w:pStyle w:val="BodyText"/>
-      </w:pPr>
-      <w:r>
-        <w:t xml:space="preserve">알렉세이: 줘요. 먹을 시간이 없을 뿐이에요.</w:t>
-      </w:r>
-    </w:p>
-    <w:p>
-      <w:pPr>
-        <w:pStyle w:val="BodyText"/>
-      </w:pPr>
-      <w:r>
-        <w:t xml:space="preserve">베라: 그러니까 마른 거야. 양배추 파이가 기다려. 사과 파이도 있고.</w:t>
+        <w:t xml:space="preserve">지나: 베라 파블로브나! 손자 왔어요! 모스크바 손자, 코트 입고, 꼭 무슨 높은 사람 같아요!</w:t>
+      </w:r>
+    </w:p>
+    <w:p>
+      <w:pPr>
+        <w:pStyle w:val="BodyText"/>
+      </w:pPr>
+      <w:r>
+        <w:t xml:space="preserve">베라: 보여, 지나, 보여. 아직 눈 안 멀었어. 알료샤, 이리 와, 얼굴 좀 보자.</w:t>
+      </w:r>
+    </w:p>
+    <w:p>
+      <w:pPr>
+        <w:pStyle w:val="BodyText"/>
+      </w:pPr>
+      <w:r>
+        <w:t xml:space="preserve">알렉세이: 할머니, 안녕하세요. 지나 아주머니도 안녕하세요, 뵈니까 반가워요.</w:t>
+      </w:r>
+    </w:p>
+    <w:p>
+      <w:pPr>
+        <w:pStyle w:val="BodyText"/>
+      </w:pPr>
+      <w:r>
+        <w:t xml:space="preserve">지나: 어머, 이렇게 변했네! 근데 너무 말랐어. 모스크바에선 밥도 안 줘?</w:t>
+      </w:r>
+    </w:p>
+    <w:p>
+      <w:pPr>
+        <w:pStyle w:val="BodyText"/>
+      </w:pPr>
+      <w:r>
+        <w:t xml:space="preserve">알렉세이: 주긴 하죠. 일이 많아서 늘 먹을 시간이 없을 뿐이에요.</w:t>
+      </w:r>
+    </w:p>
+    <w:p>
+      <w:pPr>
+        <w:pStyle w:val="BodyText"/>
+      </w:pPr>
+      <w:r>
+        <w:t xml:space="preserve">베라: 그러니까 마른 거야. 괜찮아, 양배추 파이가 벌써 기다리고 있고, 사과 파이도 있어.</w:t>
       </w:r>
     </w:p>
     <w:p>
@@ -2756,47 +2794,47 @@
         <w:pStyle w:val="BodyText"/>
       </w:pPr>
       <w:r>
-        <w:t xml:space="preserve">알렉세이: 할머니! 아무한테도 말하지 말라고 했잖아요.</w:t>
-      </w:r>
-    </w:p>
-    <w:p>
-      <w:pPr>
-        <w:pStyle w:val="BodyText"/>
-      </w:pPr>
-      <w:r>
-        <w:t xml:space="preserve">베라: 아무한테도 안 했어. 지나한테만. 지나는 「아무」가 아니야, 지나는 라디오야.</w:t>
-      </w:r>
-    </w:p>
-    <w:p>
-      <w:pPr>
-        <w:pStyle w:val="BodyText"/>
-      </w:pPr>
-      <w:r>
-        <w:t xml:space="preserve">지나: 나는 뉴라한테만 말했어. 그리고 우체부한테. 그 사람이 먼저 물었어.</w:t>
-      </w:r>
-    </w:p>
-    <w:p>
-      <w:pPr>
-        <w:pStyle w:val="BodyText"/>
-      </w:pPr>
-      <w:r>
-        <w:t xml:space="preserve">알렉세이: 아빠한테 아무도 말 안 한 게 다행이네요.</w:t>
-      </w:r>
-    </w:p>
-    <w:p>
-      <w:pPr>
-        <w:pStyle w:val="BodyText"/>
-      </w:pPr>
-      <w:r>
-        <w:t xml:space="preserve">지나: 아빠한테? 아니. 아빠는 툴라에 있고, 우체부는 화요일에만 툴라에 가.</w:t>
-      </w:r>
-    </w:p>
-    <w:p>
-      <w:pPr>
-        <w:pStyle w:val="BodyText"/>
-      </w:pPr>
-      <w:r>
-        <w:t xml:space="preserve">베라: 그럼 화요일까진 시간이 있네. 들어와, 차 식는다.</w:t>
+        <w:t xml:space="preserve">알렉세이: 할머니! 제가 결정할 때까지 아무한테도 말하지 말라고 했잖아요.</w:t>
+      </w:r>
+    </w:p>
+    <w:p>
+      <w:pPr>
+        <w:pStyle w:val="BodyText"/>
+      </w:pPr>
+      <w:r>
+        <w:t xml:space="preserve">베라: 아무한테도 안 했어, 지나한테만. 지나는 「아무」가 아니야, 지나는 라디오야.</w:t>
+      </w:r>
+    </w:p>
+    <w:p>
+      <w:pPr>
+        <w:pStyle w:val="BodyText"/>
+      </w:pPr>
+      <w:r>
+        <w:t xml:space="preserve">지나: 나는 뉴라한테만 말했어. 그리고 우체부한테도, 근데 그 사람이 먼저 물었으니 내 탓 아니야.</w:t>
+      </w:r>
+    </w:p>
+    <w:p>
+      <w:pPr>
+        <w:pStyle w:val="BodyText"/>
+      </w:pPr>
+      <w:r>
+        <w:t xml:space="preserve">알렉세이: 그래도 아빠한테 아무도 말 안 한 게 다행이네요.</w:t>
+      </w:r>
+    </w:p>
+    <w:p>
+      <w:pPr>
+        <w:pStyle w:val="BodyText"/>
+      </w:pPr>
+      <w:r>
+        <w:t xml:space="preserve">지나: 아빠한테? 아니, 무슨. 아빠는 툴라에 있고, 우체부는 화요일에만 툴라에 가.</w:t>
+      </w:r>
+    </w:p>
+    <w:p>
+      <w:pPr>
+        <w:pStyle w:val="BodyText"/>
+      </w:pPr>
+      <w:r>
+        <w:t xml:space="preserve">베라: 그럼 화요일까진 아직 시간이 있네. 집에 들어와, 차 식는다.</w:t>
       </w:r>
     </w:p>
     <w:p>
@@ -2812,7 +2850,7 @@
         <w:pStyle w:val="BodyText"/>
       </w:pPr>
       <w:r>
-        <w:t xml:space="preserve">베라: 재 주지. 40년을 쟀는데, 은퇴하고도 재야지. 3시에 와.</w:t>
+        <w:t xml:space="preserve">베라: 그럼, 재 주지. 40년을 쟀는데 은퇴하고도 재야지. 3시에 와.</w:t>
       </w:r>
     </w:p>
     <w:bookmarkEnd w:id="33"/>
@@ -2830,199 +2868,199 @@
         <w:pStyle w:val="FirstParagraph"/>
       </w:pPr>
       <w:r>
-        <w:t xml:space="preserve">알렉세이: 할머니, 아직도 온 마을 혈압을 재 주세요?</w:t>
-      </w:r>
-    </w:p>
-    <w:p>
-      <w:pPr>
-        <w:pStyle w:val="BodyText"/>
-      </w:pPr>
-      <w:r>
-        <w:t xml:space="preserve">베라: 그럼 누가 재? 진료소는 닫았어. 툴라 병원까지 40킬로미터야.</w:t>
-      </w:r>
-    </w:p>
-    <w:p>
-      <w:pPr>
-        <w:pStyle w:val="BodyText"/>
-      </w:pPr>
-      <w:r>
-        <w:t xml:space="preserve">알렉세이: 펠드셰르로 몇 년 일하셨어요?</w:t>
-      </w:r>
-    </w:p>
-    <w:p>
-      <w:pPr>
-        <w:pStyle w:val="BodyText"/>
-      </w:pPr>
-      <w:r>
-        <w:t xml:space="preserve">베라: 40년. 60년부터. 스무 살이었지, 학교 마치고 여기 왔어.</w:t>
-      </w:r>
-    </w:p>
-    <w:p>
-      <w:pPr>
-        <w:pStyle w:val="BodyText"/>
-      </w:pPr>
-      <w:r>
-        <w:t xml:space="preserve">알렉세이: 혼자요? 마을 전체를?</w:t>
-      </w:r>
-    </w:p>
-    <w:p>
-      <w:pPr>
-        <w:pStyle w:val="BodyText"/>
-      </w:pPr>
-      <w:r>
-        <w:t xml:space="preserve">베라: 마을 네 개를. 걸어서, 자전거로, 겨울엔 말 타고. 차는 없었어.</w:t>
-      </w:r>
-    </w:p>
-    <w:p>
-      <w:pPr>
-        <w:pStyle w:val="BodyText"/>
-      </w:pPr>
-      <w:r>
-        <w:t xml:space="preserve">알렉세이: 밤에 누가 아프면요?</w:t>
-      </w:r>
-    </w:p>
-    <w:p>
-      <w:pPr>
-        <w:pStyle w:val="BodyText"/>
-      </w:pPr>
-      <w:r>
-        <w:t xml:space="preserve">베라: 창문을 두드렸지. 일어나서 갔어. 출산, 골절, 아이들 열.</w:t>
-      </w:r>
-    </w:p>
-    <w:p>
-      <w:pPr>
-        <w:pStyle w:val="BodyText"/>
-      </w:pPr>
-      <w:r>
-        <w:t xml:space="preserve">알렉세이: 한 번도 무섭지 않았어요?</w:t>
-      </w:r>
-    </w:p>
-    <w:p>
-      <w:pPr>
-        <w:pStyle w:val="BodyText"/>
-      </w:pPr>
-      <w:r>
-        <w:t xml:space="preserve">베라: 매번 무서웠어. 안 무서운 사람은 나쁜 펠드셰르야.</w:t>
-      </w:r>
-    </w:p>
-    <w:p>
-      <w:pPr>
-        <w:pStyle w:val="BodyText"/>
-      </w:pPr>
-      <w:r>
-        <w:t xml:space="preserve">알렉세이: 왜 나빠요? 용기는 좋은 거잖아요.</w:t>
-      </w:r>
-    </w:p>
-    <w:p>
-      <w:pPr>
-        <w:pStyle w:val="BodyText"/>
-      </w:pPr>
-      <w:r>
-        <w:t xml:space="preserve">베라: 용기는 군인한테 좋은 거야. 펠드셰르한텐 자기가 뭘 모르는지 아는 게 좋은 거고. 그리고 제때 「이건 내 일이 아니야, 툴라로 가자」라고 말하는 것. 나쁜 펠드셰르는 뭐든 자기가 고쳐. 좋은 펠드셰르는 자기 한계를 알아.</w:t>
-      </w:r>
-    </w:p>
-    <w:p>
-      <w:pPr>
-        <w:pStyle w:val="BodyText"/>
-      </w:pPr>
-      <w:r>
-        <w:t xml:space="preserve">알렉세이: 전화로 매일 아침 스스로에게 한 문장을 말했다고 하셨잖아요.</w:t>
-      </w:r>
-    </w:p>
-    <w:p>
-      <w:pPr>
-        <w:pStyle w:val="BodyText"/>
-      </w:pPr>
-      <w:r>
-        <w:t xml:space="preserve">베라: 말했지. 40년. 진료소 문을 열기 전에.</w:t>
-      </w:r>
-    </w:p>
-    <w:p>
-      <w:pPr>
-        <w:pStyle w:val="BodyText"/>
-      </w:pPr>
-      <w:r>
-        <w:t xml:space="preserve">알렉세이: 무슨 말이요?</w:t>
-      </w:r>
-    </w:p>
-    <w:p>
-      <w:pPr>
-        <w:pStyle w:val="BodyText"/>
-      </w:pPr>
-      <w:r>
-        <w:t xml:space="preserve">베라: 「해를 끼치지 말라.」 두 마디. 옛날 의사들이 만든 말이야. 먼저 해를 끼치지 말고, 그다음에 치료해.</w:t>
-      </w:r>
-    </w:p>
-    <w:p>
-      <w:pPr>
-        <w:pStyle w:val="BodyText"/>
-      </w:pPr>
-      <w:r>
-        <w:t xml:space="preserve">알렉세이: 간단하게 들리네요.</w:t>
-      </w:r>
-    </w:p>
-    <w:p>
-      <w:pPr>
-        <w:pStyle w:val="BodyText"/>
-      </w:pPr>
-      <w:r>
-        <w:t xml:space="preserve">베라: 듣기엔 간단하지. 하기는 어려워. 매일 할 수 있는 것보다 빨리 돕고 싶어지거든.</w:t>
-      </w:r>
-    </w:p>
-    <w:p>
-      <w:pPr>
-        <w:pStyle w:val="BodyText"/>
-      </w:pPr>
-      <w:r>
-        <w:t xml:space="preserve">알렉세이: 할머니도 해를 끼친 적 있어요?</w:t>
-      </w:r>
-    </w:p>
-    <w:p>
-      <w:pPr>
-        <w:pStyle w:val="BodyText"/>
-      </w:pPr>
-      <w:r>
-        <w:t xml:space="preserve">베라: 한 번. 72년에. 아직도 그 아이 이름을 기억해.</w:t>
-      </w:r>
-    </w:p>
-    <w:p>
-      <w:pPr>
-        <w:pStyle w:val="BodyText"/>
-      </w:pPr>
-      <w:r>
-        <w:t xml:space="preserve">알렉세이: 얘기해 주실래요?</w:t>
-      </w:r>
-    </w:p>
-    <w:p>
-      <w:pPr>
-        <w:pStyle w:val="BodyText"/>
-      </w:pPr>
-      <w:r>
-        <w:t xml:space="preserve">베라: 사내아이, 페탸 예르쇼프, 여덟 살. 배가 아팠어. 풋사과를 먹었겠거니 하고 알약을 줬지. 그런데 맹장염이었어. 아침에 툴라로 실어 갔어. 다행히 늦지 않았지만, 아슬아슬했어.</w:t>
-      </w:r>
-    </w:p>
-    <w:p>
-      <w:pPr>
-        <w:pStyle w:val="BodyText"/>
-      </w:pPr>
-      <w:r>
-        <w:t xml:space="preserve">알렉세이: 그래도 살았잖아요.</w:t>
-      </w:r>
-    </w:p>
-    <w:p>
-      <w:pPr>
-        <w:pStyle w:val="BodyText"/>
-      </w:pPr>
-      <w:r>
-        <w:t xml:space="preserve">베라: 살았지. 지금은 할아버지야, 손주들을 니바에 태우고 다녀. 그래도 난 서둘러서 틀렸어.</w:t>
-      </w:r>
-    </w:p>
-    <w:p>
-      <w:pPr>
-        <w:pStyle w:val="BodyText"/>
-      </w:pPr>
-      <w:r>
-        <w:t xml:space="preserve">알렉세이: 그 뒤에 어떻게 하셨어요?</w:t>
+        <w:t xml:space="preserve">알렉세이: 할머니, 정말 아직도 온 마을 혈압을 재 주세요?</w:t>
+      </w:r>
+    </w:p>
+    <w:p>
+      <w:pPr>
+        <w:pStyle w:val="BodyText"/>
+      </w:pPr>
+      <w:r>
+        <w:t xml:space="preserve">베라: 그럼 누가 재겠니? 진료소는 닫았고, 툴라 병원까지는 40킬로미터야.</w:t>
+      </w:r>
+    </w:p>
+    <w:p>
+      <w:pPr>
+        <w:pStyle w:val="BodyText"/>
+      </w:pPr>
+      <w:r>
+        <w:t xml:space="preserve">알렉세이: 펠드셰르로 모두 몇 년 일하셨어요? 정확히 몰랐어요.</w:t>
+      </w:r>
+    </w:p>
+    <w:p>
+      <w:pPr>
+        <w:pStyle w:val="BodyText"/>
+      </w:pPr>
+      <w:r>
+        <w:t xml:space="preserve">베라: 40년, 60년부터. 학교 마치고 여기 왔을 때 스무 살이었지.</w:t>
+      </w:r>
+    </w:p>
+    <w:p>
+      <w:pPr>
+        <w:pStyle w:val="BodyText"/>
+      </w:pPr>
+      <w:r>
+        <w:t xml:space="preserve">알렉세이: 혼자요? 혼자서 마을 전체를 맡으셨어요?</w:t>
+      </w:r>
+    </w:p>
+    <w:p>
+      <w:pPr>
+        <w:pStyle w:val="BodyText"/>
+      </w:pPr>
+      <w:r>
+        <w:t xml:space="preserve">베라: 마을 네 개를 한꺼번에. 걸어서, 자전거로, 겨울엔 말 타고 다녔어. 차가 없었거든.</w:t>
+      </w:r>
+    </w:p>
+    <w:p>
+      <w:pPr>
+        <w:pStyle w:val="BodyText"/>
+      </w:pPr>
+      <w:r>
+        <w:t xml:space="preserve">알렉세이: 밤에 누가 아프면 어떻게 됐어요?</w:t>
+      </w:r>
+    </w:p>
+    <w:p>
+      <w:pPr>
+        <w:pStyle w:val="BodyText"/>
+      </w:pPr>
+      <w:r>
+        <w:t xml:space="preserve">베라: 그럼 창문을 두드렸고, 난 일어나서 갔지. 출산, 골절, 아이들 고열.</w:t>
+      </w:r>
+    </w:p>
+    <w:p>
+      <w:pPr>
+        <w:pStyle w:val="BodyText"/>
+      </w:pPr>
+      <w:r>
+        <w:t xml:space="preserve">알렉세이: 밤에 혼자 가는 게 한 번도 무섭지 않았어요?</w:t>
+      </w:r>
+    </w:p>
+    <w:p>
+      <w:pPr>
+        <w:pStyle w:val="BodyText"/>
+      </w:pPr>
+      <w:r>
+        <w:t xml:space="preserve">베라: 매번 무서웠어. 안 무서운 사람은 나쁜 펠드셰르야, 난 그렇게 확신해.</w:t>
+      </w:r>
+    </w:p>
+    <w:p>
+      <w:pPr>
+        <w:pStyle w:val="BodyText"/>
+      </w:pPr>
+      <w:r>
+        <w:t xml:space="preserve">알렉세이: 왜 나빠요? 제 생각엔 용기는 좋은 거잖아요.</w:t>
+      </w:r>
+    </w:p>
+    <w:p>
+      <w:pPr>
+        <w:pStyle w:val="BodyText"/>
+      </w:pPr>
+      <w:r>
+        <w:t xml:space="preserve">베라: 용기는 군인한테나 좋은 거야, 알료샤. 펠드셰르한텐 자기가 뭘 모르는지 알고, 제때 「이건 내 일이 아니야, 툴라로 가자」라고 말하는 게 좋은 거고. 나쁜 펠드셰르는 뭐든 자기가 고치고, 좋은 펠드셰르는 자기 한계를 알아.</w:t>
+      </w:r>
+    </w:p>
+    <w:p>
+      <w:pPr>
+        <w:pStyle w:val="BodyText"/>
+      </w:pPr>
+      <w:r>
+        <w:t xml:space="preserve">알렉세이: 전화로 매일 아침 스스로에게 같은 문장을 말했다고 하셨잖아요.</w:t>
+      </w:r>
+    </w:p>
+    <w:p>
+      <w:pPr>
+        <w:pStyle w:val="BodyText"/>
+      </w:pPr>
+      <w:r>
+        <w:t xml:space="preserve">베라: 말했지, 40년 내내. 진료소 문을 열기 전에 매번.</w:t>
+      </w:r>
+    </w:p>
+    <w:p>
+      <w:pPr>
+        <w:pStyle w:val="BodyText"/>
+      </w:pPr>
+      <w:r>
+        <w:t xml:space="preserve">알렉세이: 무슨 문장이요? 그때 끝내 말씀 안 해 주셨잖아요.</w:t>
+      </w:r>
+    </w:p>
+    <w:p>
+      <w:pPr>
+        <w:pStyle w:val="BodyText"/>
+      </w:pPr>
+      <w:r>
+        <w:t xml:space="preserve">베라: 「해를 끼치지 말라.」 겨우 두 마디야, 옛날 의사들이 만든 말이지. 먼저 해를 끼치지 말고, 그다음에 치료해.</w:t>
+      </w:r>
+    </w:p>
+    <w:p>
+      <w:pPr>
+        <w:pStyle w:val="BodyText"/>
+      </w:pPr>
+      <w:r>
+        <w:t xml:space="preserve">알렉세이: 아주 간단하게 들리네요, 너무 간단할 정도로요.</w:t>
+      </w:r>
+    </w:p>
+    <w:p>
+      <w:pPr>
+        <w:pStyle w:val="BodyText"/>
+      </w:pPr>
+      <w:r>
+        <w:t xml:space="preserve">베라: 듣기엔 간단하지만 하기는 어려워. 매일 할 수 있는 것보다 빨리 돕고 싶어지거든.</w:t>
+      </w:r>
+    </w:p>
+    <w:p>
+      <w:pPr>
+        <w:pStyle w:val="BodyText"/>
+      </w:pPr>
+      <w:r>
+        <w:t xml:space="preserve">알렉세이: 할머니도 사람한테 해를 끼친 적 있어요?</w:t>
+      </w:r>
+    </w:p>
+    <w:p>
+      <w:pPr>
+        <w:pStyle w:val="BodyText"/>
+      </w:pPr>
+      <w:r>
+        <w:t xml:space="preserve">베라: 한 번, 72년에. 아직도 그 아이 이름을 기억해.</w:t>
+      </w:r>
+    </w:p>
+    <w:p>
+      <w:pPr>
+        <w:pStyle w:val="BodyText"/>
+      </w:pPr>
+      <w:r>
+        <w:t xml:space="preserve">알렉세이: 얘기해 주실래요? 떠올리기 힘들지 않으시면요.</w:t>
+      </w:r>
+    </w:p>
+    <w:p>
+      <w:pPr>
+        <w:pStyle w:val="BodyText"/>
+      </w:pPr>
+      <w:r>
+        <w:t xml:space="preserve">베라: 사내아이였어, 페탸 예르쇼프, 여덟 살. 배가 아팠는데 풋사과를 먹었겠거니 해서 알약을 줬지. 그런데 맹장염이었어. 아침에 툴라로 실어 갔고, 다행히 늦지 않았지만 아슬아슬했어.</w:t>
+      </w:r>
+    </w:p>
+    <w:p>
+      <w:pPr>
+        <w:pStyle w:val="BodyText"/>
+      </w:pPr>
+      <w:r>
+        <w:t xml:space="preserve">알렉세이: 그래도 살았잖아요, 그게 제일 중요하죠.</w:t>
+      </w:r>
+    </w:p>
+    <w:p>
+      <w:pPr>
+        <w:pStyle w:val="BodyText"/>
+      </w:pPr>
+      <w:r>
+        <w:t xml:space="preserve">베라: 살았지. 지금은 할아버지가 돼서 손주들을 니바에 태우고 다녀. 그래도 난 서둘러서 틀렸어.</w:t>
+      </w:r>
+    </w:p>
+    <w:p>
+      <w:pPr>
+        <w:pStyle w:val="BodyText"/>
+      </w:pPr>
+      <w:r>
+        <w:t xml:space="preserve">알렉세이: 그 일 뒤에 어떻게 하셨어요?</w:t>
       </w:r>
     </w:p>
     <w:p>
@@ -3038,71 +3076,71 @@
         <w:pStyle w:val="BodyText"/>
       </w:pPr>
       <w:r>
-        <w:t xml:space="preserve">알렉세이: 아직 거기 걸려 있어요?</w:t>
-      </w:r>
-    </w:p>
-    <w:p>
-      <w:pPr>
-        <w:pStyle w:val="BodyText"/>
-      </w:pPr>
-      <w:r>
-        <w:t xml:space="preserve">베라: 진료소는 닫혔지만 열쇠는 나한테 있어. 점심 먹고 보여 줄게.</w:t>
-      </w:r>
-    </w:p>
-    <w:p>
-      <w:pPr>
-        <w:pStyle w:val="BodyText"/>
-      </w:pPr>
-      <w:r>
-        <w:t xml:space="preserve">알렉세이: 할머니, 왜 전엔 이 얘길 안 해 주셨어요?</w:t>
-      </w:r>
-    </w:p>
-    <w:p>
-      <w:pPr>
-        <w:pStyle w:val="BodyText"/>
-      </w:pPr>
-      <w:r>
-        <w:t xml:space="preserve">베라: 네가 안 물었으니까. 넌 계획, 퍼센트, 보너스 얘기를 했지. 난 들었고.</w:t>
-      </w:r>
-    </w:p>
-    <w:p>
-      <w:pPr>
-        <w:pStyle w:val="BodyText"/>
-      </w:pPr>
-      <w:r>
-        <w:t xml:space="preserve">알렉세이: 죄송해요.</w:t>
-      </w:r>
-    </w:p>
-    <w:p>
-      <w:pPr>
-        <w:pStyle w:val="BodyText"/>
-      </w:pPr>
-      <w:r>
-        <w:t xml:space="preserve">베라: 죄송할 거 없어. 손주는 말하고 할머니는 듣는 거야. 그런데 오늘은 네가 물으러 왔어. 그게 새롭구나.</w:t>
-      </w:r>
-    </w:p>
-    <w:p>
-      <w:pPr>
-        <w:pStyle w:val="BodyText"/>
-      </w:pPr>
-      <w:r>
-        <w:t xml:space="preserve">알렉세이: 의약품을 팔면서 아무에게도 해를 끼치지 않을 수 있는지 알고 싶어요.</w:t>
-      </w:r>
-    </w:p>
-    <w:p>
-      <w:pPr>
-        <w:pStyle w:val="BodyText"/>
-      </w:pPr>
-      <w:r>
-        <w:t xml:space="preserve">베라: 좋은 질문이야. 파이 먹어. 답은 진료소 다녀와서.</w:t>
-      </w:r>
-    </w:p>
-    <w:p>
-      <w:pPr>
-        <w:pStyle w:val="BodyText"/>
-      </w:pPr>
-      <w:r>
-        <w:t xml:space="preserve">알렉세이: 그럼 먹을게요. 조용히. 어릴 때 할머니가 열을 재 주실 때처럼.</w:t>
+        <w:t xml:space="preserve">알렉세이: 그 판지 아직 거기 걸려 있어요?</w:t>
+      </w:r>
+    </w:p>
+    <w:p>
+      <w:pPr>
+        <w:pStyle w:val="BodyText"/>
+      </w:pPr>
+      <w:r>
+        <w:t xml:space="preserve">베라: 진료소는 닫혔지만 열쇠는 아직 나한테 있어. 점심 먹고 가서 보여 줄게.</w:t>
+      </w:r>
+    </w:p>
+    <w:p>
+      <w:pPr>
+        <w:pStyle w:val="BodyText"/>
+      </w:pPr>
+      <w:r>
+        <w:t xml:space="preserve">알렉세이: 할머니, 왜 전엔 이 얘길 한 번도 안 해 주셨어요?</w:t>
+      </w:r>
+    </w:p>
+    <w:p>
+      <w:pPr>
+        <w:pStyle w:val="BodyText"/>
+      </w:pPr>
+      <w:r>
+        <w:t xml:space="preserve">베라: 네가 안 물었으니까. 넌 계획, 퍼센트, 보너스 얘기를 했고 난 들었지.</w:t>
+      </w:r>
+    </w:p>
+    <w:p>
+      <w:pPr>
+        <w:pStyle w:val="BodyText"/>
+      </w:pPr>
+      <w:r>
+        <w:t xml:space="preserve">알렉세이: 정말 죄송해요.</w:t>
+      </w:r>
+    </w:p>
+    <w:p>
+      <w:pPr>
+        <w:pStyle w:val="BodyText"/>
+      </w:pPr>
+      <w:r>
+        <w:t xml:space="preserve">베라: 죄송할 거 없어. 손주는 말하고 할머니는 듣는 거야. 그런데 오늘은 네가 물으러 왔으니, 그게 새롭구나.</w:t>
+      </w:r>
+    </w:p>
+    <w:p>
+      <w:pPr>
+        <w:pStyle w:val="BodyText"/>
+      </w:pPr>
+      <w:r>
+        <w:t xml:space="preserve">알렉세이: 의약품을 팔면서도 아무에게도 해를 끼치지 않을 수 있는지 알고 싶어요.</w:t>
+      </w:r>
+    </w:p>
+    <w:p>
+      <w:pPr>
+        <w:pStyle w:val="BodyText"/>
+      </w:pPr>
+      <w:r>
+        <w:t xml:space="preserve">베라: 좋은 질문이야. 일단 파이 먹어, 답은 진료소 다녀와서야.</w:t>
+      </w:r>
+    </w:p>
+    <w:p>
+      <w:pPr>
+        <w:pStyle w:val="BodyText"/>
+      </w:pPr>
+      <w:r>
+        <w:t xml:space="preserve">알렉세이: 그럼 조용히 먹을게요. 어릴 때 할머니가 열을 재 주실 때처럼요.</w:t>
       </w:r>
     </w:p>
     <w:bookmarkEnd w:id="34"/>
@@ -3120,23 +3158,23 @@
         <w:pStyle w:val="FirstParagraph"/>
       </w:pPr>
       <w:r>
-        <w:t xml:space="preserve">베라: 여기야. 소스놉카 마을 진료소. 12년 전에 닫았어. 「효율화」라나.</w:t>
-      </w:r>
-    </w:p>
-    <w:p>
-      <w:pPr>
-        <w:pStyle w:val="BodyText"/>
-      </w:pPr>
-      <w:r>
-        <w:t xml:space="preserve">알렉세이: 여기 춥네요. 아직도 약 냄새가 나요.</w:t>
-      </w:r>
-    </w:p>
-    <w:p>
-      <w:pPr>
-        <w:pStyle w:val="BodyText"/>
-      </w:pPr>
-      <w:r>
-        <w:t xml:space="preserve">베라: 요오드는 안 빠져. 습관처럼. 위를 봐.</w:t>
+        <w:t xml:space="preserve">베라: 여기야, 소스놉카 마을 진료소. 12년 전에 닫았어, 그걸 「효율화」라고 하더라.</w:t>
+      </w:r>
+    </w:p>
+    <w:p>
+      <w:pPr>
+        <w:pStyle w:val="BodyText"/>
+      </w:pPr>
+      <w:r>
+        <w:t xml:space="preserve">알렉세이: 여기 정말 춥네요. 그리고 아직도 약 냄새가 나요, 믿어지세요?</w:t>
+      </w:r>
+    </w:p>
+    <w:p>
+      <w:pPr>
+        <w:pStyle w:val="BodyText"/>
+      </w:pPr>
+      <w:r>
+        <w:t xml:space="preserve">베라: 요오드는 안 빠져, 습관처럼. 이제 위를 봐, 문 위를.</w:t>
       </w:r>
     </w:p>
     <w:p>
@@ -3152,63 +3190,63 @@
         <w:pStyle w:val="BodyText"/>
       </w:pPr>
       <w:r>
-        <w:t xml:space="preserve">베라: 내 글씨. 파란 볼펜으로. 글씨가 흐려지면 해마다 덧그렸어.</w:t>
-      </w:r>
-    </w:p>
-    <w:p>
-      <w:pPr>
-        <w:pStyle w:val="BodyText"/>
-      </w:pPr>
-      <w:r>
-        <w:t xml:space="preserve">알렉세이: 이건 뭐예요? 공책이에요?</w:t>
-      </w:r>
-    </w:p>
-    <w:p>
-      <w:pPr>
-        <w:pStyle w:val="BodyText"/>
-      </w:pPr>
-      <w:r>
-        <w:t xml:space="preserve">베라: 진료 일지. 환자 하나하나, 하루하루, 40년. 누가 왔는지, 어디가 아팠는지, 뭘 줬는지.</w:t>
-      </w:r>
-    </w:p>
-    <w:p>
-      <w:pPr>
-        <w:pStyle w:val="BodyText"/>
-      </w:pPr>
-      <w:r>
-        <w:t xml:space="preserve">알렉세이: 왜 보관하세요?</w:t>
-      </w:r>
-    </w:p>
-    <w:p>
-      <w:pPr>
-        <w:pStyle w:val="BodyText"/>
-      </w:pPr>
-      <w:r>
-        <w:t xml:space="preserve">베라: 누가 왜 이걸 줬냐, 저걸 줬냐 물으면 답이 적혀 있어야 해. 머리가 아니라 종이에. 머리는 잊고 조금씩 지어내지만, 종이는 기억해.</w:t>
-      </w:r>
-    </w:p>
-    <w:p>
-      <w:pPr>
-        <w:pStyle w:val="BodyText"/>
-      </w:pPr>
-      <w:r>
-        <w:t xml:space="preserve">알렉세이: 회사랑 같네요. 우리도 다 기록해요.</w:t>
-      </w:r>
-    </w:p>
-    <w:p>
-      <w:pPr>
-        <w:pStyle w:val="BodyText"/>
-      </w:pPr>
-      <w:r>
-        <w:t xml:space="preserve">베라: 너희는 판매를 기록하지. 난 사람을 기록했어. 다른 거야.</w:t>
-      </w:r>
-    </w:p>
-    <w:p>
-      <w:pPr>
-        <w:pStyle w:val="BodyText"/>
-      </w:pPr>
-      <w:r>
-        <w:t xml:space="preserve">알렉세이: 사람은 표에 안 들어가요.</w:t>
+        <w:t xml:space="preserve">베라: 내 글씨야, 파란 볼펜으로 썼지. 그리고 글씨가 흐려지면 해마다 덧그렸어.</w:t>
+      </w:r>
+    </w:p>
+    <w:p>
+      <w:pPr>
+        <w:pStyle w:val="BodyText"/>
+      </w:pPr>
+      <w:r>
+        <w:t xml:space="preserve">알렉세이: 이 더미는 뭐예요? 공책이에요?</w:t>
+      </w:r>
+    </w:p>
+    <w:p>
+      <w:pPr>
+        <w:pStyle w:val="BodyText"/>
+      </w:pPr>
+      <w:r>
+        <w:t xml:space="preserve">베라: 진료 일지야. 40년 동안 환자 하나하나, 하루하루가 다 있어. 누가 왔는지, 어디가 아팠는지, 뭘 줬는지.</w:t>
+      </w:r>
+    </w:p>
+    <w:p>
+      <w:pPr>
+        <w:pStyle w:val="BodyText"/>
+      </w:pPr>
+      <w:r>
+        <w:t xml:space="preserve">알렉세이: 진료소가 닫혔는데 왜 아직도 보관하세요?</w:t>
+      </w:r>
+    </w:p>
+    <w:p>
+      <w:pPr>
+        <w:pStyle w:val="BodyText"/>
+      </w:pPr>
+      <w:r>
+        <w:t xml:space="preserve">베라: 누가 왜 이걸 줬냐, 저걸 줬냐 물으면 답이 적혀 있어야 해. 머리가 아니라 종이에. 머리는 잊고 조금씩 지어내지만, 종이는 기억해. 그래서 진료소가 닫힌 지 오래고 이제 아무도 묻지 않아도 이 일지를 보관하는 거야.</w:t>
+      </w:r>
+    </w:p>
+    <w:p>
+      <w:pPr>
+        <w:pStyle w:val="BodyText"/>
+      </w:pPr>
+      <w:r>
+        <w:t xml:space="preserve">알렉세이: 회사랑 같네요. 우리도 다 보고서에 기록하거든요.</w:t>
+      </w:r>
+    </w:p>
+    <w:p>
+      <w:pPr>
+        <w:pStyle w:val="BodyText"/>
+      </w:pPr>
+      <w:r>
+        <w:t xml:space="preserve">베라: 너희는 판매를 기록하고, 난 사람을 기록했어. 그건 완전히 다른 거야, 알료샤.</w:t>
+      </w:r>
+    </w:p>
+    <w:p>
+      <w:pPr>
+        <w:pStyle w:val="BodyText"/>
+      </w:pPr>
+      <w:r>
+        <w:t xml:space="preserve">알렉세이: 그래도 사람은 표에 안 들어가잖아요.</w:t>
       </w:r>
     </w:p>
     <w:p>
@@ -3224,7 +3262,7 @@
         <w:pStyle w:val="BodyText"/>
       </w:pPr>
       <w:r>
-        <w:t xml:space="preserve">알렉세이: 할머니, 약은 어디서 왔어요?</w:t>
+        <w:t xml:space="preserve">알렉세이: 할머니, 그때 약은 어디서 왔어요?</w:t>
       </w:r>
     </w:p>
     <w:p>
@@ -3240,23 +3278,23 @@
         <w:pStyle w:val="BodyText"/>
       </w:pPr>
       <w:r>
-        <w:t xml:space="preserve">알렉세이: 어떤 사람들이요?</w:t>
-      </w:r>
-    </w:p>
-    <w:p>
-      <w:pPr>
-        <w:pStyle w:val="BodyText"/>
-      </w:pPr>
-      <w:r>
-        <w:t xml:space="preserve">베라: 장사꾼들. 러시아어 표기 없는 상자를 들고. 「사요, 파블로브나, 싸고 좋아요, 유럽산이에요.」 난 물었지: 누가 만들었냐, 어디에 쓰여 있냐, 어떻게 쓰냐? 그들은 웃었어. 난 한 상자도 안 받았어.</w:t>
-      </w:r>
-    </w:p>
-    <w:p>
-      <w:pPr>
-        <w:pStyle w:val="BodyText"/>
-      </w:pPr>
-      <w:r>
-        <w:t xml:space="preserve">알렉세이: 약국에 아무것도 없을 때도요?</w:t>
+        <w:t xml:space="preserve">알렉세이: 어떤 사람들이요? 누가 왔는데요?</w:t>
+      </w:r>
+    </w:p>
+    <w:p>
+      <w:pPr>
+        <w:pStyle w:val="BodyText"/>
+      </w:pPr>
+      <w:r>
+        <w:t xml:space="preserve">베라: 장사꾼들, 러시아어 표기 없는 상자를 들고. 「사요, 파블로브나, 싸고 좋아요, 유럽산이에요」라고 했지. 난 물었어: 누가 만들었냐, 어디에 쓰여 있냐, 어떻게 쓰냐? 그들은 웃기만 해서 난 한 상자도 안 받았어.</w:t>
+      </w:r>
+    </w:p>
+    <w:p>
+      <w:pPr>
+        <w:pStyle w:val="BodyText"/>
+      </w:pPr>
+      <w:r>
+        <w:t xml:space="preserve">알렉세이: 약국에 정말 아무것도 없을 때도요?</w:t>
       </w:r>
     </w:p>
     <w:p>
@@ -3272,23 +3310,23 @@
         <w:pStyle w:val="BodyText"/>
       </w:pPr>
       <w:r>
-        <w:t xml:space="preserve">알렉세이: 사람들이 서운해하지 않았어요?</w:t>
-      </w:r>
-    </w:p>
-    <w:p>
-      <w:pPr>
-        <w:pStyle w:val="BodyText"/>
-      </w:pPr>
-      <w:r>
-        <w:t xml:space="preserve">베라: 서운해했지. 「파블로브나, 욕심쟁이네, 장사꾼이 더 싸요」라고. 한 달 뒤 이웃 군에서 그 알약 먹고 셋이 탈이 났어. 그 뒤로 아무도 서운해하지 않았어. 사과하러 오기까지 했지.</w:t>
-      </w:r>
-    </w:p>
-    <w:p>
-      <w:pPr>
-        <w:pStyle w:val="BodyText"/>
-      </w:pPr>
-      <w:r>
-        <w:t xml:space="preserve">알렉세이: 어제 모스크바에서 의사가 똑같은 상자를 보여 줬어요. 다만 필러였어요.</w:t>
+        <w:t xml:space="preserve">알렉세이: 그것 때문에 사람들이 서운해하지 않았어요?</w:t>
+      </w:r>
+    </w:p>
+    <w:p>
+      <w:pPr>
+        <w:pStyle w:val="BodyText"/>
+      </w:pPr>
+      <w:r>
+        <w:t xml:space="preserve">베라: 당연히 서운해했지. 「파블로브나, 욕심쟁이네, 장사꾼이 더 싸요」라고. 그런데 한 달 뒤 이웃 군에서 그 알약 먹고 셋이 탈이 났어. 그 뒤로는 아무도 서운해하지 않았고, 몇 사람은 사과하러 오기까지 했지.</w:t>
+      </w:r>
+    </w:p>
+    <w:p>
+      <w:pPr>
+        <w:pStyle w:val="BodyText"/>
+      </w:pPr>
+      <w:r>
+        <w:t xml:space="preserve">알렉세이: 어제 모스크바에서 의사가 똑같은 상자를 보여 줬어요, 다만 필러였어요.</w:t>
       </w:r>
     </w:p>
     <w:p>
@@ -3304,31 +3342,31 @@
         <w:pStyle w:val="BodyText"/>
       </w:pPr>
       <w:r>
-        <w:t xml:space="preserve">알렉세이: 얼굴에 놓는 주사예요. 주름을 없애는 젤. 미용 피부과 의사들이 놔요.</w:t>
-      </w:r>
-    </w:p>
-    <w:p>
-      <w:pPr>
-        <w:pStyle w:val="BodyText"/>
-      </w:pPr>
-      <w:r>
-        <w:t xml:space="preserve">베라: 그 상자는 누가 만들었는데?</w:t>
-      </w:r>
-    </w:p>
-    <w:p>
-      <w:pPr>
-        <w:pStyle w:val="BodyText"/>
-      </w:pPr>
-      <w:r>
-        <w:t xml:space="preserve">알렉세이: 아무도 몰라요. 「한국」이라고 쓰여 있는데 오타투성이예요. 놔 준 사람은 교육도 안 받았고요.</w:t>
-      </w:r>
-    </w:p>
-    <w:p>
-      <w:pPr>
-        <w:pStyle w:val="BodyText"/>
-      </w:pPr>
-      <w:r>
-        <w:t xml:space="preserve">베라: 그럼 90년대 장사꾼들은 어디 안 갔구나. 상자만 예뻐졌지.</w:t>
+        <w:t xml:space="preserve">알렉세이: 얼굴에 놓는 주사예요, 주름을 없애는 젤이요. 보통 미용 피부과 의사들이 놔요.</w:t>
+      </w:r>
+    </w:p>
+    <w:p>
+      <w:pPr>
+        <w:pStyle w:val="BodyText"/>
+      </w:pPr>
+      <w:r>
+        <w:t xml:space="preserve">베라: 네가 본 그 상자는 누가 만들었는데?</w:t>
+      </w:r>
+    </w:p>
+    <w:p>
+      <w:pPr>
+        <w:pStyle w:val="BodyText"/>
+      </w:pPr>
+      <w:r>
+        <w:t xml:space="preserve">알렉세이: 아무도 몰라요. 「한국」이라고 쓰여 있는데 오타투성이고, 놔 준 사람은 교육도 안 받았어요.</w:t>
+      </w:r>
+    </w:p>
+    <w:p>
+      <w:pPr>
+        <w:pStyle w:val="BodyText"/>
+      </w:pPr>
+      <w:r>
+        <w:t xml:space="preserve">베라: 그럼 90년대 장사꾼들은 어디 안 갔구나. 상자만 예뻐졌을 뿐이지.</w:t>
       </w:r>
     </w:p>
     <w:p>
@@ -3344,15 +3382,15 @@
         <w:pStyle w:val="BodyText"/>
       </w:pPr>
       <w:r>
-        <w:t xml:space="preserve">지나: 베라 파블로브나! 여기 계세요? 창문으로 보니 문이 열려 있길래.</w:t>
-      </w:r>
-    </w:p>
-    <w:p>
-      <w:pPr>
-        <w:pStyle w:val="BodyText"/>
-      </w:pPr>
-      <w:r>
-        <w:t xml:space="preserve">베라: 지나, 혈압은 약속대로 3시에. 우린 집에 간다. 얘기는, 알료샤, 저녁에 현관에서.</w:t>
+        <w:t xml:space="preserve">지나: 베라 파블로브나! 여기 계세요? 창문으로 보니 문이 열려 있어서 깜짝 놀랐어요.</w:t>
+      </w:r>
+    </w:p>
+    <w:p>
+      <w:pPr>
+        <w:pStyle w:val="BodyText"/>
+      </w:pPr>
+      <w:r>
+        <w:t xml:space="preserve">베라: 지나, 혈압은 약속대로 3시에. 우린 이제 집에 간다. 얘기는, 알료샤, 저녁에 현관에서 하자.</w:t>
       </w:r>
     </w:p>
     <w:bookmarkEnd w:id="35"/>
@@ -3370,15 +3408,15 @@
         <w:pStyle w:val="FirstParagraph"/>
       </w:pPr>
       <w:r>
-        <w:t xml:space="preserve">알렉세이: 할머니, 제 생각은 이거예요. 끝까지만 들어 주세요.</w:t>
-      </w:r>
-    </w:p>
-    <w:p>
-      <w:pPr>
-        <w:pStyle w:val="BodyText"/>
-      </w:pPr>
-      <w:r>
-        <w:t xml:space="preserve">베라: 40년을 끝까지 들었어. 말해.</w:t>
+        <w:t xml:space="preserve">알렉세이: 할머니, 제 생각은 이거예요. 끝까지 들어 주시고 끊지 말아 주세요.</w:t>
+      </w:r>
+    </w:p>
+    <w:p>
+      <w:pPr>
+        <w:pStyle w:val="BodyText"/>
+      </w:pPr>
+      <w:r>
+        <w:t xml:space="preserve">베라: 40년을 사람들 말을 끝까지 들었어. 말해, 듣고 있어.</w:t>
       </w:r>
     </w:p>
     <w:p>
@@ -3402,87 +3440,87 @@
         <w:pStyle w:val="BodyText"/>
       </w:pPr>
       <w:r>
-        <w:t xml:space="preserve">알렉세이: 아니요. 남이 만든 걸 들여와요. 그걸 유통사라고 해요. 중개인이요.</w:t>
-      </w:r>
-    </w:p>
-    <w:p>
-      <w:pPr>
-        <w:pStyle w:val="BodyText"/>
-      </w:pPr>
-      <w:r>
-        <w:t xml:space="preserve">베라: 중개인. 상자 든 장사꾼처럼?</w:t>
-      </w:r>
-    </w:p>
-    <w:p>
-      <w:pPr>
-        <w:pStyle w:val="BodyText"/>
-      </w:pPr>
-      <w:r>
-        <w:t xml:space="preserve">알렉세이: 아니요! 아니, 맞긴 한데, 정반대예요. 할머니가 확인한 걸 저도 다 확인할 거예요: 누가 만들었는지, 어디 쓰여 있는지, 어떻게 쓰는지. 다만 상자 하나가 아니라 공장 전체를 확인할 거예요.</w:t>
-      </w:r>
-    </w:p>
-    <w:p>
-      <w:pPr>
-        <w:pStyle w:val="BodyText"/>
-      </w:pPr>
-      <w:r>
-        <w:t xml:space="preserve">베라: 그럼 펠드셰르로서 질문 세 개가 있다. 첫째. 누가 만드는지 아니? 카탈로그 말고. 그 사람들, 그 손, 그 공장을 봤어?</w:t>
-      </w:r>
-    </w:p>
-    <w:p>
-      <w:pPr>
-        <w:pStyle w:val="BodyText"/>
-      </w:pPr>
-      <w:r>
-        <w:t xml:space="preserve">알렉세이: 아직요. 한국에 갈 거예요. 4월에 거기서 박람회가 있어요.</w:t>
-      </w:r>
-    </w:p>
-    <w:p>
-      <w:pPr>
-        <w:pStyle w:val="BodyText"/>
-      </w:pPr>
-      <w:r>
-        <w:t xml:space="preserve">베라: 좋아. 둘째. 그 젤을 엄마한테, 누나한테, 나한테 놓게 할 수 있겠니?</w:t>
-      </w:r>
-    </w:p>
-    <w:p>
-      <w:pPr>
-        <w:pStyle w:val="BodyText"/>
-      </w:pPr>
-      <w:r>
-        <w:t xml:space="preserve">알렉세이: 할머니한테요? 여든넷이시잖아요.</w:t>
-      </w:r>
-    </w:p>
-    <w:p>
-      <w:pPr>
-        <w:pStyle w:val="BodyText"/>
-      </w:pPr>
-      <w:r>
-        <w:t xml:space="preserve">베라: 답을 피하지 마. 내가 쉰 살이라면. 놓게 하겠니?</w:t>
-      </w:r>
-    </w:p>
-    <w:p>
-      <w:pPr>
-        <w:pStyle w:val="BodyText"/>
-      </w:pPr>
-      <w:r>
-        <w:t xml:space="preserve">알렉세이: 공장과 서류, 그리고 교육받은 의사를 봤을 때만요. 아니면 안 돼요.</w:t>
-      </w:r>
-    </w:p>
-    <w:p>
-      <w:pPr>
-        <w:pStyle w:val="BodyText"/>
-      </w:pPr>
-      <w:r>
-        <w:t xml:space="preserve">베라: 그거야. 그걸 적어. 그리고 셋째가 제일 어려워. 누구를 거절할 거니?</w:t>
-      </w:r>
-    </w:p>
-    <w:p>
-      <w:pPr>
-        <w:pStyle w:val="BodyText"/>
-      </w:pPr>
-      <w:r>
-        <w:t xml:space="preserve">알렉세이: 거절이요? 전 팔고 싶은 거지 거절하고 싶은 게 아니에요.</w:t>
+        <w:t xml:space="preserve">알렉세이: 아니요, 남이 만든 걸 들여와요. 그걸 유통사, 그러니까 중개인이라고 해요.</w:t>
+      </w:r>
+    </w:p>
+    <w:p>
+      <w:pPr>
+        <w:pStyle w:val="BodyText"/>
+      </w:pPr>
+      <w:r>
+        <w:t xml:space="preserve">베라: 중개인. 내가 얘기한 상자 든 장사꾼처럼?</w:t>
+      </w:r>
+    </w:p>
+    <w:p>
+      <w:pPr>
+        <w:pStyle w:val="BodyText"/>
+      </w:pPr>
+      <w:r>
+        <w:t xml:space="preserve">알렉세이: 아니요! 아니, 맞긴 한데, 정반대예요. 할머니가 확인한 걸 저도 다 확인할 거예요: 누가 만들었는지, 어디 쓰여 있는지, 어떻게 쓰는지. 다만 상자 하나가 아니라 공장 전체를, 한 번이 아니라 계속 확인할 거예요.</w:t>
+      </w:r>
+    </w:p>
+    <w:p>
+      <w:pPr>
+        <w:pStyle w:val="BodyText"/>
+      </w:pPr>
+      <w:r>
+        <w:t xml:space="preserve">베라: 그럼 펠드셰르로서 질문 세 개가 있다. 첫째: 누가 만드는지 아니? 카탈로그 얘기가 아니야. 그 사람들, 그 손, 그걸 만드는 공장을 네 눈으로 봤어?</w:t>
+      </w:r>
+    </w:p>
+    <w:p>
+      <w:pPr>
+        <w:pStyle w:val="BodyText"/>
+      </w:pPr>
+      <w:r>
+        <w:t xml:space="preserve">알렉세이: 아직요, 하지만 한국에 갈 거예요. 4월에 거기서 큰 박람회가 있어요.</w:t>
+      </w:r>
+    </w:p>
+    <w:p>
+      <w:pPr>
+        <w:pStyle w:val="BodyText"/>
+      </w:pPr>
+      <w:r>
+        <w:t xml:space="preserve">베라: 좋아. 둘째: 그 젤을 엄마한테, 누나한테, 나한테 놓게 할 수 있겠니?</w:t>
+      </w:r>
+    </w:p>
+    <w:p>
+      <w:pPr>
+        <w:pStyle w:val="BodyText"/>
+      </w:pPr>
+      <w:r>
+        <w:t xml:space="preserve">알렉세이: 할머니한테요? 할머니, 여든넷이시잖아요.</w:t>
+      </w:r>
+    </w:p>
+    <w:p>
+      <w:pPr>
+        <w:pStyle w:val="BodyText"/>
+      </w:pPr>
+      <w:r>
+        <w:t xml:space="preserve">베라: 답을 피하지 마. 내가 쉰 살이라고 생각해 봐. 놓게 하겠니?</w:t>
+      </w:r>
+    </w:p>
+    <w:p>
+      <w:pPr>
+        <w:pStyle w:val="BodyText"/>
+      </w:pPr>
+      <w:r>
+        <w:t xml:space="preserve">알렉세이: 공장과 서류, 그리고 교육받은 의사를 직접 봤을 때만요. 아니면 안 돼요.</w:t>
+      </w:r>
+    </w:p>
+    <w:p>
+      <w:pPr>
+        <w:pStyle w:val="BodyText"/>
+      </w:pPr>
+      <w:r>
+        <w:t xml:space="preserve">베라: 그거야. 그걸 적어. 그리고 셋째가 제일 어려워: 누구를 거절할 거니?</w:t>
+      </w:r>
+    </w:p>
+    <w:p>
+      <w:pPr>
+        <w:pStyle w:val="BodyText"/>
+      </w:pPr>
+      <w:r>
+        <w:t xml:space="preserve">알렉세이: 거절이요? 전 팔고 싶은 거지 사람들을 거절하고 싶은 게 아니에요.</w:t>
       </w:r>
     </w:p>
     <w:p>
@@ -3498,15 +3536,15 @@
         <w:pStyle w:val="BodyText"/>
       </w:pPr>
       <w:r>
-        <w:t xml:space="preserve">알렉세이: 의학 교육 없이 놓는 사람들이요: 미용실, 「마스터」들, 현금으로 더 낸다 해도요. 그리고 등록 없이 더 싸게 원하는 사람들. 그리고 배우기 싫어하는 사람들.</w:t>
-      </w:r>
-    </w:p>
-    <w:p>
-      <w:pPr>
-        <w:pStyle w:val="BodyText"/>
-      </w:pPr>
-      <w:r>
-        <w:t xml:space="preserve">베라: 거절 셋이 규칙 셋이야. 내가 판지에 적었듯 적어. 다만 판지에는 말고.</w:t>
+        <w:t xml:space="preserve">알렉세이: 의학 교육 없이 놓는 사람들이요: 미용실, 「마스터」들, 현금으로 더 낸다 해도요. 그리고 등록 없이 더 싸게 원하는 사람들. 그리고 배우기 싫어하는 사람들도요, 교육 없이는 좋은 젤도 위험해지니까요.</w:t>
+      </w:r>
+    </w:p>
+    <w:p>
+      <w:pPr>
+        <w:pStyle w:val="BodyText"/>
+      </w:pPr>
+      <w:r>
+        <w:t xml:space="preserve">베라: 거절 셋이 규칙 셋이야. 내가 예전에 판지에 적었듯 적어. 다만 판지에 말고 제대로.</w:t>
       </w:r>
     </w:p>
     <w:p>
@@ -3522,47 +3560,47 @@
         <w:pStyle w:val="BodyText"/>
       </w:pPr>
       <w:r>
-        <w:t xml:space="preserve">베라: 좋은 규칙이야. 어려운 규칙이고. 그것 때문에 돈을 잃을 거야. 여러 번.</w:t>
-      </w:r>
-    </w:p>
-    <w:p>
-      <w:pPr>
-        <w:pStyle w:val="BodyText"/>
-      </w:pPr>
-      <w:r>
-        <w:t xml:space="preserve">알렉세이: 할머니도 잃으셨잖아요.</w:t>
-      </w:r>
-    </w:p>
-    <w:p>
-      <w:pPr>
-        <w:pStyle w:val="BodyText"/>
-      </w:pPr>
-      <w:r>
-        <w:t xml:space="preserve">베라: 난 돈이 아니라 잠을 잃었지. 돈은 더 나빠. 너를 위해 일하는 사람들한테 필요하니까.</w:t>
-      </w:r>
-    </w:p>
-    <w:p>
-      <w:pPr>
-        <w:pStyle w:val="BodyText"/>
-      </w:pPr>
-      <w:r>
-        <w:t xml:space="preserve">알렉세이: 그럼 반대하세요?</w:t>
-      </w:r>
-    </w:p>
-    <w:p>
-      <w:pPr>
-        <w:pStyle w:val="BodyText"/>
-      </w:pPr>
-      <w:r>
-        <w:t xml:space="preserve">베라: 반대 안 해. 난 펠드셰르야. 어디가 아픈지 말했을 뿐. 결정은 네가 해.</w:t>
-      </w:r>
-    </w:p>
-    <w:p>
-      <w:pPr>
-        <w:pStyle w:val="BodyText"/>
-      </w:pPr>
-      <w:r>
-        <w:t xml:space="preserve">알렉세이: 결정했어요, 할머니. 할머니 말처럼: 진단은 나왔어요. 치료는 제 몫이에요.</w:t>
+        <w:t xml:space="preserve">베라: 좋은 규칙이지만 어려운 규칙이야. 그것 때문에 돈을 잃을 거야, 한 번이 아니라.</w:t>
+      </w:r>
+    </w:p>
+    <w:p>
+      <w:pPr>
+        <w:pStyle w:val="BodyText"/>
+      </w:pPr>
+      <w:r>
+        <w:t xml:space="preserve">알렉세이: 할머니도 장사꾼들을 거절할 때 잃으셨잖아요.</w:t>
+      </w:r>
+    </w:p>
+    <w:p>
+      <w:pPr>
+        <w:pStyle w:val="BodyText"/>
+      </w:pPr>
+      <w:r>
+        <w:t xml:space="preserve">베라: 난 돈이 아니라 잠을 잃었지. 돈을 잃는 건 더 나빠. 너를 위해 일하는 사람들한테 필요한 거니까.</w:t>
+      </w:r>
+    </w:p>
+    <w:p>
+      <w:pPr>
+        <w:pStyle w:val="BodyText"/>
+      </w:pPr>
+      <w:r>
+        <w:t xml:space="preserve">알렉세이: 그럼 제 생각에 반대하세요?</w:t>
+      </w:r>
+    </w:p>
+    <w:p>
+      <w:pPr>
+        <w:pStyle w:val="BodyText"/>
+      </w:pPr>
+      <w:r>
+        <w:t xml:space="preserve">베라: 반대 안 해. 난 펠드셰르야. 어디가 아픈지 말했을 뿐이야. 결정은 네가 해.</w:t>
+      </w:r>
+    </w:p>
+    <w:p>
+      <w:pPr>
+        <w:pStyle w:val="BodyText"/>
+      </w:pPr>
+      <w:r>
+        <w:t xml:space="preserve">알렉세이: 결정했어요, 할머니. 할머니 말처럼 진단은 나왔고, 치료는 제 몫이에요.</w:t>
       </w:r>
     </w:p>
     <w:bookmarkEnd w:id="36"/>
@@ -3580,103 +3618,103 @@
         <w:pStyle w:val="FirstParagraph"/>
       </w:pPr>
       <w:r>
-        <w:t xml:space="preserve">지나: 알료샤, 잠깐! 버스 10분 남았지, 나 물어볼 게 있어.</w:t>
-      </w:r>
-    </w:p>
-    <w:p>
-      <w:pPr>
-        <w:pStyle w:val="BodyText"/>
-      </w:pPr>
-      <w:r>
-        <w:t xml:space="preserve">알렉세이: 말씀하세요, 지나 아주머니.</w:t>
-      </w:r>
-    </w:p>
-    <w:p>
-      <w:pPr>
-        <w:pStyle w:val="BodyText"/>
-      </w:pPr>
-      <w:r>
-        <w:t xml:space="preserve">지나: 우리 손녀가 툴라에서 입술에 주사를 맞았어. 스물두 살이야. 아파트에서 어떤 아가씨한테. 이제 입술이 돌덩이 같아. 할머니한테 말하던 게 이거야?</w:t>
-      </w:r>
-    </w:p>
-    <w:p>
-      <w:pPr>
-        <w:pStyle w:val="BodyText"/>
-      </w:pPr>
-      <w:r>
-        <w:t xml:space="preserve">알렉세이: 그런 것 같아요. 피부과 의사한테 가 보라고 하세요. 그 아가씨 말고. 의사한테요.</w:t>
-      </w:r>
-    </w:p>
-    <w:p>
-      <w:pPr>
-        <w:pStyle w:val="BodyText"/>
-      </w:pPr>
-      <w:r>
-        <w:t xml:space="preserve">지나: 무서워해. 의사가 혼낼 거래.</w:t>
-      </w:r>
-    </w:p>
-    <w:p>
-      <w:pPr>
-        <w:pStyle w:val="BodyText"/>
-      </w:pPr>
-      <w:r>
-        <w:t xml:space="preserve">베라: 의사는 혼내지 않아, 지나. 의사는 치료해. 혼내는 건 나야. 내일 당장 가라고 해.</w:t>
-      </w:r>
-    </w:p>
-    <w:p>
-      <w:pPr>
-        <w:pStyle w:val="BodyText"/>
-      </w:pPr>
-      <w:r>
-        <w:t xml:space="preserve">지나: 그럴게요. 베라 파블로브나는 은퇴하고도 일하시네요.</w:t>
-      </w:r>
-    </w:p>
-    <w:p>
-      <w:pPr>
-        <w:pStyle w:val="BodyText"/>
-      </w:pPr>
-      <w:r>
-        <w:t xml:space="preserve">베라: 은퇴하면 일하는 게 아니야. 돕는 거지. 가 봐, 지나, 얘 붙잡지 말고.</w:t>
-      </w:r>
-    </w:p>
-    <w:p>
-      <w:pPr>
-        <w:pStyle w:val="BodyText"/>
-      </w:pPr>
-      <w:r>
-        <w:t xml:space="preserve">알렉세이: 할머니, 아빠한텐 아무 말도 하지 마세요. 제가 말할게요. 서류가 나오면.</w:t>
-      </w:r>
-    </w:p>
-    <w:p>
-      <w:pPr>
-        <w:pStyle w:val="BodyText"/>
-      </w:pPr>
-      <w:r>
-        <w:t xml:space="preserve">베라: 수요일에 전화할 거야. 늘 수요일에 해. 날씨 얘기만 할게.</w:t>
-      </w:r>
-    </w:p>
-    <w:p>
-      <w:pPr>
-        <w:pStyle w:val="BodyText"/>
-      </w:pPr>
-      <w:r>
-        <w:t xml:space="preserve">알렉세이: 고마워요. 전부 다요. 파이도, 질문도.</w:t>
-      </w:r>
-    </w:p>
-    <w:p>
-      <w:pPr>
-        <w:pStyle w:val="BodyText"/>
-      </w:pPr>
-      <w:r>
-        <w:t xml:space="preserve">베라: 잠깐. 여기. 어젯밤에 떼어 왔어. 받아.</w:t>
-      </w:r>
-    </w:p>
-    <w:p>
-      <w:pPr>
-        <w:pStyle w:val="BodyText"/>
-      </w:pPr>
-      <w:r>
-        <w:t xml:space="preserve">알렉세이: 판지요? 「해를 끼치지 말라」? 할머니, 40년을 걸려 있던 거잖아요.</w:t>
+        <w:t xml:space="preserve">지나: 알료샤, 잠깐! 버스 10분 남았지, 너한테 물어볼 게 있어.</w:t>
+      </w:r>
+    </w:p>
+    <w:p>
+      <w:pPr>
+        <w:pStyle w:val="BodyText"/>
+      </w:pPr>
+      <w:r>
+        <w:t xml:space="preserve">알렉세이: 말씀하세요, 지나 아주머니. 무슨 일이에요?</w:t>
+      </w:r>
+    </w:p>
+    <w:p>
+      <w:pPr>
+        <w:pStyle w:val="BodyText"/>
+      </w:pPr>
+      <w:r>
+        <w:t xml:space="preserve">지나: 우리 손녀가 툴라에서 입술에 주사를 맞았어. 스물두 살인데, 아파트에서 어떤 아가씨한테 맞았대. 이제 입술이 돌덩이 같아서 저녁마다 울어. 할머니한테 말하던 게 이거야?</w:t>
+      </w:r>
+    </w:p>
+    <w:p>
+      <w:pPr>
+        <w:pStyle w:val="BodyText"/>
+      </w:pPr>
+      <w:r>
+        <w:t xml:space="preserve">알렉세이: 그런 것 같아요. 피부과 의사한테 가 보라고 하세요. 그 아가씨 말고, 꼭 의사한테요.</w:t>
+      </w:r>
+    </w:p>
+    <w:p>
+      <w:pPr>
+        <w:pStyle w:val="BodyText"/>
+      </w:pPr>
+      <w:r>
+        <w:t xml:space="preserve">지나: 가기 무서워해. 의사가 혼낼 거래.</w:t>
+      </w:r>
+    </w:p>
+    <w:p>
+      <w:pPr>
+        <w:pStyle w:val="BodyText"/>
+      </w:pPr>
+      <w:r>
+        <w:t xml:space="preserve">베라: 의사는 혼내지 않아, 지나, 의사는 치료해. 혼내는 건 나야. 내일 당장 가라고 해.</w:t>
+      </w:r>
+    </w:p>
+    <w:p>
+      <w:pPr>
+        <w:pStyle w:val="BodyText"/>
+      </w:pPr>
+      <w:r>
+        <w:t xml:space="preserve">지나: 꼭 그럴게요. 베라 파블로브나는 은퇴하고도 일하시네요.</w:t>
+      </w:r>
+    </w:p>
+    <w:p>
+      <w:pPr>
+        <w:pStyle w:val="BodyText"/>
+      </w:pPr>
+      <w:r>
+        <w:t xml:space="preserve">베라: 은퇴하면 일하는 게 아니라 돕는 거야. 가 봐, 지나, 얘 붙잡지 말고, 버스 놓친다.</w:t>
+      </w:r>
+    </w:p>
+    <w:p>
+      <w:pPr>
+        <w:pStyle w:val="BodyText"/>
+      </w:pPr>
+      <w:r>
+        <w:t xml:space="preserve">알렉세이: 할머니, 아빠한텐 아직 아무 말도 하지 마세요. 서류가 나오면 제가 직접 말할게요.</w:t>
+      </w:r>
+    </w:p>
+    <w:p>
+      <w:pPr>
+        <w:pStyle w:val="BodyText"/>
+      </w:pPr>
+      <w:r>
+        <w:t xml:space="preserve">베라: 수요일에 전화할 거야, 늘 수요일에 해. 날씨 얘기만 할게.</w:t>
+      </w:r>
+    </w:p>
+    <w:p>
+      <w:pPr>
+        <w:pStyle w:val="BodyText"/>
+      </w:pPr>
+      <w:r>
+        <w:t xml:space="preserve">알렉세이: 전부 다 고마워요: 파이도, 질문도, 들어 주신 것도요.</w:t>
+      </w:r>
+    </w:p>
+    <w:p>
+      <w:pPr>
+        <w:pStyle w:val="BodyText"/>
+      </w:pPr>
+      <w:r>
+        <w:t xml:space="preserve">베라: 잠깐, 여기. 어젯밤 네가 자고 있을 때 떼어 왔어. 받아.</w:t>
+      </w:r>
+    </w:p>
+    <w:p>
+      <w:pPr>
+        <w:pStyle w:val="BodyText"/>
+      </w:pPr>
+      <w:r>
+        <w:t xml:space="preserve">알렉세이: 판지요? 「해를 끼치지 말라」? 할머니, 40년을 거기 걸려 있던 거잖아요.</w:t>
       </w:r>
     </w:p>
     <w:p>
@@ -3692,7 +3730,7 @@
         <w:pStyle w:val="BodyText"/>
       </w:pPr>
       <w:r>
-        <w:t xml:space="preserve">알렉세이: 약속해요. 매일 아침. 문을 열기 전에.</w:t>
+        <w:t xml:space="preserve">알렉세이: 약속해요. 매일 아침, 문을 열기 전에 그걸 볼게요.</w:t>
       </w:r>
     </w:p>
     <w:bookmarkEnd w:id="37"/>
